--- a/analysis/paper/paper.docx
+++ b/analysis/paper/paper.docx
@@ -4999,7 +4999,7 @@
       </w:r>
     </w:p>
     <w:bookmarkEnd w:id="90"/>
-    <w:bookmarkStart w:id="94" w:name="statements-and-declarations"/>
+    <w:bookmarkStart w:id="95" w:name="statements-and-declarations"/>
     <w:p>
       <w:pPr>
         <w:pStyle w:val="berschrift1"/>
@@ -5058,8 +5058,32 @@
       </w:r>
     </w:p>
     <w:bookmarkEnd w:id="93"/>
+    <w:bookmarkStart w:id="94" w:name="author-contributions"/>
+    <w:p>
+      <w:pPr>
+        <w:pStyle w:val="berschrift2"/>
+      </w:pPr>
+      <w:r>
+        <w:t xml:space="preserve">Author contributions</w:t>
+      </w:r>
+    </w:p>
+    <w:p>
+      <w:pPr>
+        <w:pStyle w:val="FirstParagraph"/>
+      </w:pPr>
+      <w:r>
+        <w:t xml:space="preserve">Berber S. van der Meulen-van der Veen: Conceptualization, Data curation, Formal analysis, Investigation, Methodology, Software, Writing – original draft, Writing – review &amp; editing</w:t>
+      </w:r>
+      <w:r>
+        <w:br/>
+      </w:r>
+      <w:r>
+        <w:t xml:space="preserve">Thomas Rose: Conceptualization, Data curation, Funding acquisition, Methodology, Software, Validation, Visualization, Writing – original draft, Writing – review &amp; editing</w:t>
+      </w:r>
+    </w:p>
     <w:bookmarkEnd w:id="94"/>
-    <w:bookmarkStart w:id="250" w:name="references"/>
+    <w:bookmarkEnd w:id="95"/>
+    <w:bookmarkStart w:id="251" w:name="references"/>
     <w:p>
       <w:pPr>
         <w:pStyle w:val="berschrift1"/>
@@ -5068,8 +5092,8 @@
         <w:t xml:space="preserve">References</w:t>
       </w:r>
     </w:p>
-    <w:bookmarkStart w:id="249" w:name="refs"/>
-    <w:bookmarkStart w:id="96" w:name="ref-abdill_how-guide_2024"/>
+    <w:bookmarkStart w:id="250" w:name="refs"/>
+    <w:bookmarkStart w:id="97" w:name="ref-abdill_how-guide_2024"/>
     <w:p>
       <w:pPr>
         <w:pStyle w:val="Literaturverzeichnis"/>
@@ -5080,7 +5104,7 @@
       <w:r>
         <w:t xml:space="preserve"> </w:t>
       </w:r>
-      <w:hyperlink r:id="rId95">
+      <w:hyperlink r:id="rId96">
         <w:r>
           <w:rPr>
             <w:rStyle w:val="Hyperlink"/>
@@ -5089,8 +5113,8 @@
         </w:r>
       </w:hyperlink>
     </w:p>
-    <w:bookmarkEnd w:id="96"/>
-    <w:bookmarkStart w:id="98" w:name="ref-aguinis_what_2018"/>
+    <w:bookmarkEnd w:id="97"/>
+    <w:bookmarkStart w:id="99" w:name="ref-aguinis_what_2018"/>
     <w:p>
       <w:pPr>
         <w:pStyle w:val="Literaturverzeichnis"/>
@@ -5179,7 +5203,7 @@
       <w:r>
         <w:t xml:space="preserve"> </w:t>
       </w:r>
-      <w:hyperlink r:id="rId97">
+      <w:hyperlink r:id="rId98">
         <w:r>
           <w:rPr>
             <w:rStyle w:val="Hyperlink"/>
@@ -5188,8 +5212,8 @@
         </w:r>
       </w:hyperlink>
     </w:p>
-    <w:bookmarkEnd w:id="98"/>
-    <w:bookmarkStart w:id="100" w:name="ref-Allaire_Quarto_2026"/>
+    <w:bookmarkEnd w:id="99"/>
+    <w:bookmarkStart w:id="101" w:name="ref-Allaire_Quarto_2026"/>
     <w:p>
       <w:pPr>
         <w:pStyle w:val="Literaturverzeichnis"/>
@@ -5200,7 +5224,7 @@
       <w:r>
         <w:t xml:space="preserve"> </w:t>
       </w:r>
-      <w:hyperlink r:id="rId99">
+      <w:hyperlink r:id="rId100">
         <w:r>
           <w:rPr>
             <w:rStyle w:val="Hyperlink"/>
@@ -5209,8 +5233,8 @@
         </w:r>
       </w:hyperlink>
     </w:p>
-    <w:bookmarkEnd w:id="100"/>
-    <w:bookmarkStart w:id="102" w:name="ref-anevlavi_excavation_2025"/>
+    <w:bookmarkEnd w:id="101"/>
+    <w:bookmarkStart w:id="103" w:name="ref-anevlavi_excavation_2025"/>
     <w:p>
       <w:pPr>
         <w:pStyle w:val="Literaturverzeichnis"/>
@@ -5239,7 +5263,7 @@
       <w:r>
         <w:t xml:space="preserve"> </w:t>
       </w:r>
-      <w:hyperlink r:id="rId101">
+      <w:hyperlink r:id="rId102">
         <w:r>
           <w:rPr>
             <w:rStyle w:val="Hyperlink"/>
@@ -5248,8 +5272,8 @@
         </w:r>
       </w:hyperlink>
     </w:p>
-    <w:bookmarkEnd w:id="102"/>
-    <w:bookmarkStart w:id="104" w:name="ref-austin_improving_2024"/>
+    <w:bookmarkEnd w:id="103"/>
+    <w:bookmarkStart w:id="105" w:name="ref-austin_improving_2024"/>
     <w:p>
       <w:pPr>
         <w:pStyle w:val="Literaturverzeichnis"/>
@@ -5305,7 +5329,7 @@
       <w:r>
         <w:t xml:space="preserve"> </w:t>
       </w:r>
-      <w:hyperlink r:id="rId103">
+      <w:hyperlink r:id="rId104">
         <w:r>
           <w:rPr>
             <w:rStyle w:val="Hyperlink"/>
@@ -5314,8 +5338,8 @@
         </w:r>
       </w:hyperlink>
     </w:p>
-    <w:bookmarkEnd w:id="104"/>
-    <w:bookmarkStart w:id="105" w:name="ref-baker_is_2016"/>
+    <w:bookmarkEnd w:id="105"/>
+    <w:bookmarkStart w:id="106" w:name="ref-baker_is_2016"/>
     <w:p>
       <w:pPr>
         <w:pStyle w:val="Literaturverzeichnis"/>
@@ -5324,8 +5348,8 @@
         <w:t xml:space="preserve">Baker M (2016) Is there a reproducibility crisis? Nature 533:452–454</w:t>
       </w:r>
     </w:p>
-    <w:bookmarkEnd w:id="105"/>
-    <w:bookmarkStart w:id="107" w:name="ref-barba_terminologies_2018"/>
+    <w:bookmarkEnd w:id="106"/>
+    <w:bookmarkStart w:id="108" w:name="ref-barba_terminologies_2018"/>
     <w:p>
       <w:pPr>
         <w:pStyle w:val="Literaturverzeichnis"/>
@@ -5336,7 +5360,7 @@
       <w:r>
         <w:t xml:space="preserve"> </w:t>
       </w:r>
-      <w:hyperlink r:id="rId106">
+      <w:hyperlink r:id="rId107">
         <w:r>
           <w:rPr>
             <w:rStyle w:val="Hyperlink"/>
@@ -5369,8 +5393,8 @@
         </w:r>
       </w:hyperlink>
     </w:p>
-    <w:bookmarkEnd w:id="107"/>
-    <w:bookmarkStart w:id="109" w:name="ref-barker_introducing_2022"/>
+    <w:bookmarkEnd w:id="108"/>
+    <w:bookmarkStart w:id="110" w:name="ref-barker_introducing_2022"/>
     <w:p>
       <w:pPr>
         <w:pStyle w:val="Literaturverzeichnis"/>
@@ -5399,7 +5423,7 @@
       <w:r>
         <w:t xml:space="preserve"> </w:t>
       </w:r>
-      <w:hyperlink r:id="rId108">
+      <w:hyperlink r:id="rId109">
         <w:r>
           <w:rPr>
             <w:rStyle w:val="Hyperlink"/>
@@ -5408,8 +5432,8 @@
         </w:r>
       </w:hyperlink>
     </w:p>
-    <w:bookmarkEnd w:id="109"/>
-    <w:bookmarkStart w:id="111" w:name="ref-baxter_testing_1998"/>
+    <w:bookmarkEnd w:id="110"/>
+    <w:bookmarkStart w:id="112" w:name="ref-baxter_testing_1998"/>
     <w:p>
       <w:pPr>
         <w:pStyle w:val="Literaturverzeichnis"/>
@@ -5432,7 +5456,7 @@
       <w:r>
         <w:t xml:space="preserve"> </w:t>
       </w:r>
-      <w:hyperlink r:id="rId110">
+      <w:hyperlink r:id="rId111">
         <w:r>
           <w:rPr>
             <w:rStyle w:val="Hyperlink"/>
@@ -5441,8 +5465,8 @@
         </w:r>
       </w:hyperlink>
     </w:p>
-    <w:bookmarkEnd w:id="111"/>
-    <w:bookmarkStart w:id="113" w:name="ref-bayliss_confessions_2019"/>
+    <w:bookmarkEnd w:id="112"/>
+    <w:bookmarkStart w:id="114" w:name="ref-bayliss_confessions_2019"/>
     <w:p>
       <w:pPr>
         <w:pStyle w:val="Literaturverzeichnis"/>
@@ -5519,7 +5543,7 @@
       <w:r>
         <w:t xml:space="preserve"> </w:t>
       </w:r>
-      <w:hyperlink r:id="rId112">
+      <w:hyperlink r:id="rId113">
         <w:r>
           <w:rPr>
             <w:rStyle w:val="Hyperlink"/>
@@ -5528,8 +5552,8 @@
         </w:r>
       </w:hyperlink>
     </w:p>
-    <w:bookmarkEnd w:id="113"/>
-    <w:bookmarkStart w:id="115" w:name="ref-begley_reproducibility_2015"/>
+    <w:bookmarkEnd w:id="114"/>
+    <w:bookmarkStart w:id="116" w:name="ref-begley_reproducibility_2015"/>
     <w:p>
       <w:pPr>
         <w:pStyle w:val="Literaturverzeichnis"/>
@@ -5600,7 +5624,7 @@
       <w:r>
         <w:t xml:space="preserve"> </w:t>
       </w:r>
-      <w:hyperlink r:id="rId114">
+      <w:hyperlink r:id="rId115">
         <w:r>
           <w:rPr>
             <w:rStyle w:val="Hyperlink"/>
@@ -5609,8 +5633,8 @@
         </w:r>
       </w:hyperlink>
     </w:p>
-    <w:bookmarkEnd w:id="115"/>
-    <w:bookmarkStart w:id="117" w:name="ref-bertin_creating_2021"/>
+    <w:bookmarkEnd w:id="116"/>
+    <w:bookmarkStart w:id="118" w:name="ref-bertin_creating_2021"/>
     <w:p>
       <w:pPr>
         <w:pStyle w:val="Literaturverzeichnis"/>
@@ -5645,7 +5669,7 @@
       <w:r>
         <w:t xml:space="preserve"> </w:t>
       </w:r>
-      <w:hyperlink r:id="rId116">
+      <w:hyperlink r:id="rId117">
         <w:r>
           <w:rPr>
             <w:rStyle w:val="Hyperlink"/>
@@ -5654,8 +5678,8 @@
         </w:r>
       </w:hyperlink>
     </w:p>
-    <w:bookmarkEnd w:id="117"/>
-    <w:bookmarkStart w:id="119" w:name="ref-bilotti_point_2024"/>
+    <w:bookmarkEnd w:id="118"/>
+    <w:bookmarkStart w:id="120" w:name="ref-bilotti_point_2024"/>
     <w:p>
       <w:pPr>
         <w:pStyle w:val="Literaturverzeichnis"/>
@@ -5699,7 +5723,7 @@
       <w:r>
         <w:t xml:space="preserve"> </w:t>
       </w:r>
-      <w:hyperlink r:id="rId118">
+      <w:hyperlink r:id="rId119">
         <w:r>
           <w:rPr>
             <w:rStyle w:val="Hyperlink"/>
@@ -5708,8 +5732,8 @@
         </w:r>
       </w:hyperlink>
     </w:p>
-    <w:bookmarkEnd w:id="119"/>
-    <w:bookmarkStart w:id="121" w:name="ref-brito_recommendations_2020"/>
+    <w:bookmarkEnd w:id="120"/>
+    <w:bookmarkStart w:id="122" w:name="ref-brito_recommendations_2020"/>
     <w:p>
       <w:pPr>
         <w:pStyle w:val="Literaturverzeichnis"/>
@@ -5720,7 +5744,7 @@
       <w:r>
         <w:t xml:space="preserve"> </w:t>
       </w:r>
-      <w:hyperlink r:id="rId120">
+      <w:hyperlink r:id="rId121">
         <w:r>
           <w:rPr>
             <w:rStyle w:val="Hyperlink"/>
@@ -5729,8 +5753,8 @@
         </w:r>
       </w:hyperlink>
     </w:p>
-    <w:bookmarkEnd w:id="121"/>
-    <w:bookmarkStart w:id="123" w:name="ref-calvo-rathert_reproducibility_2019"/>
+    <w:bookmarkEnd w:id="122"/>
+    <w:bookmarkStart w:id="124" w:name="ref-calvo-rathert_reproducibility_2019"/>
     <w:p>
       <w:pPr>
         <w:pStyle w:val="Literaturverzeichnis"/>
@@ -5741,7 +5765,7 @@
       <w:r>
         <w:t xml:space="preserve"> </w:t>
       </w:r>
-      <w:hyperlink r:id="rId122">
+      <w:hyperlink r:id="rId123">
         <w:r>
           <w:rPr>
             <w:rStyle w:val="Hyperlink"/>
@@ -5750,8 +5774,8 @@
         </w:r>
       </w:hyperlink>
     </w:p>
-    <w:bookmarkEnd w:id="123"/>
-    <w:bookmarkStart w:id="125" w:name="ref-camerer_evaluating_2016"/>
+    <w:bookmarkEnd w:id="124"/>
+    <w:bookmarkStart w:id="126" w:name="ref-camerer_evaluating_2016"/>
     <w:p>
       <w:pPr>
         <w:pStyle w:val="Literaturverzeichnis"/>
@@ -5762,7 +5786,7 @@
       <w:r>
         <w:t xml:space="preserve"> </w:t>
       </w:r>
-      <w:hyperlink r:id="rId124">
+      <w:hyperlink r:id="rId125">
         <w:r>
           <w:rPr>
             <w:rStyle w:val="Hyperlink"/>
@@ -5771,8 +5795,8 @@
         </w:r>
       </w:hyperlink>
     </w:p>
-    <w:bookmarkEnd w:id="125"/>
-    <w:bookmarkStart w:id="127" w:name="ref-case_gnd_guide_2024"/>
+    <w:bookmarkEnd w:id="126"/>
+    <w:bookmarkStart w:id="128" w:name="ref-case_gnd_guide_2024"/>
     <w:p>
       <w:pPr>
         <w:pStyle w:val="Literaturverzeichnis"/>
@@ -5819,7 +5843,7 @@
       <w:r>
         <w:t xml:space="preserve"> </w:t>
       </w:r>
-      <w:hyperlink r:id="rId126">
+      <w:hyperlink r:id="rId127">
         <w:r>
           <w:rPr>
             <w:rStyle w:val="Hyperlink"/>
@@ -5828,8 +5852,8 @@
         </w:r>
       </w:hyperlink>
     </w:p>
-    <w:bookmarkEnd w:id="127"/>
-    <w:bookmarkStart w:id="129" w:name="ref-chamberlain_time_2021"/>
+    <w:bookmarkEnd w:id="128"/>
+    <w:bookmarkStart w:id="130" w:name="ref-chamberlain_time_2021"/>
     <w:p>
       <w:pPr>
         <w:pStyle w:val="Literaturverzeichnis"/>
@@ -5840,7 +5864,7 @@
       <w:r>
         <w:t xml:space="preserve"> </w:t>
       </w:r>
-      <w:hyperlink r:id="rId128">
+      <w:hyperlink r:id="rId129">
         <w:r>
           <w:rPr>
             <w:rStyle w:val="Hyperlink"/>
@@ -5849,8 +5873,8 @@
         </w:r>
       </w:hyperlink>
     </w:p>
-    <w:bookmarkEnd w:id="129"/>
-    <w:bookmarkStart w:id="131" w:name="ref-rcrossref"/>
+    <w:bookmarkEnd w:id="130"/>
+    <w:bookmarkStart w:id="132" w:name="ref-rcrossref"/>
     <w:p>
       <w:pPr>
         <w:pStyle w:val="Literaturverzeichnis"/>
@@ -5861,7 +5885,7 @@
       <w:r>
         <w:t xml:space="preserve"> </w:t>
       </w:r>
-      <w:hyperlink r:id="rId130">
+      <w:hyperlink r:id="rId131">
         <w:r>
           <w:rPr>
             <w:rStyle w:val="Hyperlink"/>
@@ -5870,8 +5894,8 @@
         </w:r>
       </w:hyperlink>
     </w:p>
-    <w:bookmarkEnd w:id="131"/>
-    <w:bookmarkStart w:id="133" w:name="ref-curty_factors_2016"/>
+    <w:bookmarkEnd w:id="132"/>
+    <w:bookmarkStart w:id="134" w:name="ref-curty_factors_2016"/>
     <w:p>
       <w:pPr>
         <w:pStyle w:val="Literaturverzeichnis"/>
@@ -5948,7 +5972,7 @@
       <w:r>
         <w:t xml:space="preserve"> </w:t>
       </w:r>
-      <w:hyperlink r:id="rId132">
+      <w:hyperlink r:id="rId133">
         <w:r>
           <w:rPr>
             <w:rStyle w:val="Hyperlink"/>
@@ -5957,8 +5981,8 @@
         </w:r>
       </w:hyperlink>
     </w:p>
-    <w:bookmarkEnd w:id="133"/>
-    <w:bookmarkStart w:id="135" w:name="ref-deines_standards_2003"/>
+    <w:bookmarkEnd w:id="134"/>
+    <w:bookmarkStart w:id="136" w:name="ref-deines_standards_2003"/>
     <w:p>
       <w:pPr>
         <w:pStyle w:val="Literaturverzeichnis"/>
@@ -5984,7 +6008,7 @@
       <w:r>
         <w:t xml:space="preserve"> </w:t>
       </w:r>
-      <w:hyperlink r:id="rId134">
+      <w:hyperlink r:id="rId135">
         <w:r>
           <w:rPr>
             <w:rStyle w:val="Hyperlink"/>
@@ -5993,8 +6017,8 @@
         </w:r>
       </w:hyperlink>
     </w:p>
-    <w:bookmarkEnd w:id="135"/>
-    <w:bookmarkStart w:id="137" w:name="ref-ekhtiari_reporting_2025"/>
+    <w:bookmarkEnd w:id="136"/>
+    <w:bookmarkStart w:id="138" w:name="ref-ekhtiari_reporting_2025"/>
     <w:p>
       <w:pPr>
         <w:pStyle w:val="Literaturverzeichnis"/>
@@ -6005,7 +6029,7 @@
       <w:r>
         <w:t xml:space="preserve"> </w:t>
       </w:r>
-      <w:hyperlink r:id="rId136">
+      <w:hyperlink r:id="rId137">
         <w:r>
           <w:rPr>
             <w:rStyle w:val="Hyperlink"/>
@@ -6014,8 +6038,8 @@
         </w:r>
       </w:hyperlink>
     </w:p>
-    <w:bookmarkEnd w:id="137"/>
-    <w:bookmarkStart w:id="139" w:name="ref-faniel_challenges_2013"/>
+    <w:bookmarkEnd w:id="138"/>
+    <w:bookmarkStart w:id="140" w:name="ref-faniel_challenges_2013"/>
     <w:p>
       <w:pPr>
         <w:pStyle w:val="Literaturverzeichnis"/>
@@ -6026,7 +6050,7 @@
       <w:r>
         <w:t xml:space="preserve"> </w:t>
       </w:r>
-      <w:hyperlink r:id="rId138">
+      <w:hyperlink r:id="rId139">
         <w:r>
           <w:rPr>
             <w:rStyle w:val="Hyperlink"/>
@@ -6074,8 +6098,8 @@
         <w:t xml:space="preserve">libraries. ACM, Indianapolis Indiana USA, pp 295–304</w:t>
       </w:r>
     </w:p>
-    <w:bookmarkEnd w:id="139"/>
-    <w:bookmarkStart w:id="141" w:name="ref-faniel_social_2016"/>
+    <w:bookmarkEnd w:id="140"/>
+    <w:bookmarkStart w:id="142" w:name="ref-faniel_social_2016"/>
     <w:p>
       <w:pPr>
         <w:pStyle w:val="Literaturverzeichnis"/>
@@ -6086,7 +6110,7 @@
       <w:r>
         <w:t xml:space="preserve"> </w:t>
       </w:r>
-      <w:hyperlink r:id="rId140">
+      <w:hyperlink r:id="rId141">
         <w:r>
           <w:rPr>
             <w:rStyle w:val="Hyperlink"/>
@@ -6095,8 +6119,8 @@
         </w:r>
       </w:hyperlink>
     </w:p>
-    <w:bookmarkEnd w:id="141"/>
-    <w:bookmarkStart w:id="143" w:name="ref-fisar_reproducibility_2024"/>
+    <w:bookmarkEnd w:id="142"/>
+    <w:bookmarkStart w:id="144" w:name="ref-fisar_reproducibility_2024"/>
     <w:p>
       <w:pPr>
         <w:pStyle w:val="Literaturverzeichnis"/>
@@ -6140,7 +6164,7 @@
       <w:r>
         <w:t xml:space="preserve"> </w:t>
       </w:r>
-      <w:hyperlink r:id="rId142">
+      <w:hyperlink r:id="rId143">
         <w:r>
           <w:rPr>
             <w:rStyle w:val="Hyperlink"/>
@@ -6149,8 +6173,8 @@
         </w:r>
       </w:hyperlink>
     </w:p>
-    <w:bookmarkEnd w:id="143"/>
-    <w:bookmarkStart w:id="145" w:name="ref-gilmore_progress_2017"/>
+    <w:bookmarkEnd w:id="144"/>
+    <w:bookmarkStart w:id="146" w:name="ref-gilmore_progress_2017"/>
     <w:p>
       <w:pPr>
         <w:pStyle w:val="Literaturverzeichnis"/>
@@ -6161,7 +6185,7 @@
       <w:r>
         <w:t xml:space="preserve"> </w:t>
       </w:r>
-      <w:hyperlink r:id="rId144">
+      <w:hyperlink r:id="rId145">
         <w:r>
           <w:rPr>
             <w:rStyle w:val="Hyperlink"/>
@@ -6170,8 +6194,8 @@
         </w:r>
       </w:hyperlink>
     </w:p>
-    <w:bookmarkEnd w:id="145"/>
-    <w:bookmarkStart w:id="147" w:name="ref-goldstein_requirements_2014"/>
+    <w:bookmarkEnd w:id="146"/>
+    <w:bookmarkStart w:id="148" w:name="ref-goldstein_requirements_2014"/>
     <w:p>
       <w:pPr>
         <w:pStyle w:val="Literaturverzeichnis"/>
@@ -6182,7 +6206,7 @@
       <w:r>
         <w:t xml:space="preserve"> </w:t>
       </w:r>
-      <w:hyperlink r:id="rId146">
+      <w:hyperlink r:id="rId147">
         <w:r>
           <w:rPr>
             <w:rStyle w:val="Hyperlink"/>
@@ -6239,8 +6263,8 @@
         </w:r>
       </w:hyperlink>
     </w:p>
-    <w:bookmarkEnd w:id="147"/>
-    <w:bookmarkStart w:id="149" w:name="ref-hancock_how_2010"/>
+    <w:bookmarkEnd w:id="148"/>
+    <w:bookmarkStart w:id="150" w:name="ref-hancock_how_2010"/>
     <w:p>
       <w:pPr>
         <w:pStyle w:val="Literaturverzeichnis"/>
@@ -6263,7 +6287,7 @@
       <w:r>
         <w:t xml:space="preserve"> </w:t>
       </w:r>
-      <w:hyperlink r:id="rId148">
+      <w:hyperlink r:id="rId149">
         <w:r>
           <w:rPr>
             <w:rStyle w:val="Hyperlink"/>
@@ -6272,8 +6296,8 @@
         </w:r>
       </w:hyperlink>
     </w:p>
-    <w:bookmarkEnd w:id="149"/>
-    <w:bookmarkStart w:id="151" w:name="ref-harpring_development_2010"/>
+    <w:bookmarkEnd w:id="150"/>
+    <w:bookmarkStart w:id="152" w:name="ref-harpring_development_2010"/>
     <w:p>
       <w:pPr>
         <w:pStyle w:val="Literaturverzeichnis"/>
@@ -6335,7 +6359,7 @@
       <w:r>
         <w:t xml:space="preserve"> </w:t>
       </w:r>
-      <w:hyperlink r:id="rId150">
+      <w:hyperlink r:id="rId151">
         <w:r>
           <w:rPr>
             <w:rStyle w:val="Hyperlink"/>
@@ -6344,8 +6368,8 @@
         </w:r>
       </w:hyperlink>
     </w:p>
-    <w:bookmarkEnd w:id="151"/>
-    <w:bookmarkStart w:id="153" w:name="ref-heginbotham_charmed_2019"/>
+    <w:bookmarkEnd w:id="152"/>
+    <w:bookmarkStart w:id="154" w:name="ref-heginbotham_charmed_2019"/>
     <w:p>
       <w:pPr>
         <w:pStyle w:val="Literaturverzeichnis"/>
@@ -6416,7 +6440,7 @@
       <w:r>
         <w:t xml:space="preserve"> </w:t>
       </w:r>
-      <w:hyperlink r:id="rId152">
+      <w:hyperlink r:id="rId153">
         <w:r>
           <w:rPr>
             <w:rStyle w:val="Hyperlink"/>
@@ -6425,8 +6449,8 @@
         </w:r>
       </w:hyperlink>
     </w:p>
-    <w:bookmarkEnd w:id="153"/>
-    <w:bookmarkStart w:id="155" w:name="ref-heginbotham_charmed_2017"/>
+    <w:bookmarkEnd w:id="154"/>
+    <w:bookmarkStart w:id="156" w:name="ref-heginbotham_charmed_2017"/>
     <w:p>
       <w:pPr>
         <w:pStyle w:val="Literaturverzeichnis"/>
@@ -6557,7 +6581,7 @@
       <w:r>
         <w:t xml:space="preserve"> </w:t>
       </w:r>
-      <w:hyperlink r:id="rId154">
+      <w:hyperlink r:id="rId155">
         <w:r>
           <w:rPr>
             <w:rStyle w:val="Hyperlink"/>
@@ -6566,8 +6590,8 @@
         </w:r>
       </w:hyperlink>
     </w:p>
-    <w:bookmarkEnd w:id="155"/>
-    <w:bookmarkStart w:id="157" w:name="ref-heilen_refining_2023"/>
+    <w:bookmarkEnd w:id="156"/>
+    <w:bookmarkStart w:id="158" w:name="ref-heilen_refining_2023"/>
     <w:p>
       <w:pPr>
         <w:pStyle w:val="Literaturverzeichnis"/>
@@ -6611,7 +6635,7 @@
       <w:r>
         <w:t xml:space="preserve"> </w:t>
       </w:r>
-      <w:hyperlink r:id="rId156">
+      <w:hyperlink r:id="rId157">
         <w:r>
           <w:rPr>
             <w:rStyle w:val="Hyperlink"/>
@@ -6620,8 +6644,8 @@
         </w:r>
       </w:hyperlink>
     </w:p>
-    <w:bookmarkEnd w:id="157"/>
-    <w:bookmarkStart w:id="159" w:name="ref-hsu_application_2018"/>
+    <w:bookmarkEnd w:id="158"/>
+    <w:bookmarkStart w:id="160" w:name="ref-hsu_application_2018"/>
     <w:p>
       <w:pPr>
         <w:pStyle w:val="Literaturverzeichnis"/>
@@ -6722,7 +6746,7 @@
       <w:r>
         <w:t xml:space="preserve"> </w:t>
       </w:r>
-      <w:hyperlink r:id="rId158">
+      <w:hyperlink r:id="rId159">
         <w:r>
           <w:rPr>
             <w:rStyle w:val="Hyperlink"/>
@@ -6731,8 +6755,8 @@
         </w:r>
       </w:hyperlink>
     </w:p>
-    <w:bookmarkEnd w:id="159"/>
-    <w:bookmarkStart w:id="161" w:name="ref-huggett_reuse_2018"/>
+    <w:bookmarkEnd w:id="160"/>
+    <w:bookmarkStart w:id="162" w:name="ref-huggett_reuse_2018"/>
     <w:p>
       <w:pPr>
         <w:pStyle w:val="Literaturverzeichnis"/>
@@ -6785,7 +6809,7 @@
       <w:r>
         <w:t xml:space="preserve"> </w:t>
       </w:r>
-      <w:hyperlink r:id="rId160">
+      <w:hyperlink r:id="rId161">
         <w:r>
           <w:rPr>
             <w:rStyle w:val="Hyperlink"/>
@@ -6794,8 +6818,8 @@
         </w:r>
       </w:hyperlink>
     </w:p>
-    <w:bookmarkEnd w:id="161"/>
-    <w:bookmarkStart w:id="163" w:name="ref-johnson_best_2024"/>
+    <w:bookmarkEnd w:id="162"/>
+    <w:bookmarkStart w:id="164" w:name="ref-johnson_best_2024"/>
     <w:p>
       <w:pPr>
         <w:pStyle w:val="Literaturverzeichnis"/>
@@ -6839,7 +6863,7 @@
       <w:r>
         <w:t xml:space="preserve"> </w:t>
       </w:r>
-      <w:hyperlink r:id="rId162">
+      <w:hyperlink r:id="rId163">
         <w:r>
           <w:rPr>
             <w:rStyle w:val="Hyperlink"/>
@@ -6848,8 +6872,8 @@
         </w:r>
       </w:hyperlink>
     </w:p>
-    <w:bookmarkEnd w:id="163"/>
-    <w:bookmarkStart w:id="165" w:name="ref-kansa_promoting_2022"/>
+    <w:bookmarkEnd w:id="164"/>
+    <w:bookmarkStart w:id="166" w:name="ref-kansa_promoting_2022"/>
     <w:p>
       <w:pPr>
         <w:pStyle w:val="Literaturverzeichnis"/>
@@ -6860,7 +6884,7 @@
       <w:r>
         <w:t xml:space="preserve"> </w:t>
       </w:r>
-      <w:hyperlink r:id="rId164">
+      <w:hyperlink r:id="rId165">
         <w:r>
           <w:rPr>
             <w:rStyle w:val="Hyperlink"/>
@@ -6869,8 +6893,8 @@
         </w:r>
       </w:hyperlink>
     </w:p>
-    <w:bookmarkEnd w:id="165"/>
-    <w:bookmarkStart w:id="167" w:name="ref-kansa_using_2015"/>
+    <w:bookmarkEnd w:id="166"/>
+    <w:bookmarkStart w:id="168" w:name="ref-kansa_using_2015"/>
     <w:p>
       <w:pPr>
         <w:pStyle w:val="Literaturverzeichnis"/>
@@ -6938,7 +6962,7 @@
       <w:r>
         <w:t xml:space="preserve"> </w:t>
       </w:r>
-      <w:hyperlink r:id="rId166">
+      <w:hyperlink r:id="rId167">
         <w:r>
           <w:rPr>
             <w:rStyle w:val="Hyperlink"/>
@@ -6947,8 +6971,8 @@
         </w:r>
       </w:hyperlink>
     </w:p>
-    <w:bookmarkEnd w:id="167"/>
-    <w:bookmarkStart w:id="169" w:name="ref-kepinska_open_2024"/>
+    <w:bookmarkEnd w:id="168"/>
+    <w:bookmarkStart w:id="170" w:name="ref-kepinska_open_2024"/>
     <w:p>
       <w:pPr>
         <w:pStyle w:val="Literaturverzeichnis"/>
@@ -7007,7 +7031,7 @@
       <w:r>
         <w:t xml:space="preserve"> </w:t>
       </w:r>
-      <w:hyperlink r:id="rId168">
+      <w:hyperlink r:id="rId169">
         <w:r>
           <w:rPr>
             <w:rStyle w:val="Hyperlink"/>
@@ -7016,8 +7040,8 @@
         </w:r>
       </w:hyperlink>
     </w:p>
-    <w:bookmarkEnd w:id="169"/>
-    <w:bookmarkStart w:id="171" w:name="ref-kim_selecting_2023"/>
+    <w:bookmarkEnd w:id="170"/>
+    <w:bookmarkStart w:id="172" w:name="ref-kim_selecting_2023"/>
     <w:p>
       <w:pPr>
         <w:pStyle w:val="Literaturverzeichnis"/>
@@ -7046,7 +7070,7 @@
       <w:r>
         <w:t xml:space="preserve"> </w:t>
       </w:r>
-      <w:hyperlink r:id="rId170">
+      <w:hyperlink r:id="rId171">
         <w:r>
           <w:rPr>
             <w:rStyle w:val="Hyperlink"/>
@@ -7055,8 +7079,8 @@
         </w:r>
       </w:hyperlink>
     </w:p>
-    <w:bookmarkEnd w:id="171"/>
-    <w:bookmarkStart w:id="173" w:name="ref-klingner_overcoming_2022"/>
+    <w:bookmarkEnd w:id="172"/>
+    <w:bookmarkStart w:id="174" w:name="ref-klingner_overcoming_2022"/>
     <w:p>
       <w:pPr>
         <w:pStyle w:val="Literaturverzeichnis"/>
@@ -7067,7 +7091,7 @@
       <w:r>
         <w:t xml:space="preserve"> </w:t>
       </w:r>
-      <w:hyperlink r:id="rId172">
+      <w:hyperlink r:id="rId173">
         <w:r>
           <w:rPr>
             <w:rStyle w:val="Hyperlink"/>
@@ -7256,8 +7280,8 @@
         </w:r>
       </w:hyperlink>
     </w:p>
-    <w:bookmarkEnd w:id="173"/>
-    <w:bookmarkStart w:id="175" w:name="ref-klingner_research_2023"/>
+    <w:bookmarkEnd w:id="174"/>
+    <w:bookmarkStart w:id="176" w:name="ref-klingner_research_2023"/>
     <w:p>
       <w:pPr>
         <w:pStyle w:val="Literaturverzeichnis"/>
@@ -7391,7 +7415,7 @@
       <w:r>
         <w:t xml:space="preserve"> </w:t>
       </w:r>
-      <w:hyperlink r:id="rId174">
+      <w:hyperlink r:id="rId175">
         <w:r>
           <w:rPr>
             <w:rStyle w:val="Hyperlink"/>
@@ -7400,8 +7424,8 @@
         </w:r>
       </w:hyperlink>
     </w:p>
-    <w:bookmarkEnd w:id="175"/>
-    <w:bookmarkStart w:id="177" w:name="ref-klocking_community_2023"/>
+    <w:bookmarkEnd w:id="176"/>
+    <w:bookmarkStart w:id="178" w:name="ref-klocking_community_2023"/>
     <w:p>
       <w:pPr>
         <w:pStyle w:val="Literaturverzeichnis"/>
@@ -7412,7 +7436,7 @@
       <w:r>
         <w:t xml:space="preserve"> </w:t>
       </w:r>
-      <w:hyperlink r:id="rId176">
+      <w:hyperlink r:id="rId177">
         <w:r>
           <w:rPr>
             <w:rStyle w:val="Hyperlink"/>
@@ -7421,8 +7445,8 @@
         </w:r>
       </w:hyperlink>
     </w:p>
-    <w:bookmarkEnd w:id="177"/>
-    <w:bookmarkStart w:id="179" w:name="ref-kong_illustration_2019"/>
+    <w:bookmarkEnd w:id="178"/>
+    <w:bookmarkStart w:id="180" w:name="ref-kong_illustration_2019"/>
     <w:p>
       <w:pPr>
         <w:pStyle w:val="Literaturverzeichnis"/>
@@ -7433,7 +7457,7 @@
       <w:r>
         <w:t xml:space="preserve"> </w:t>
       </w:r>
-      <w:hyperlink r:id="rId178">
+      <w:hyperlink r:id="rId179">
         <w:r>
           <w:rPr>
             <w:rStyle w:val="Hyperlink"/>
@@ -7442,8 +7466,8 @@
         </w:r>
       </w:hyperlink>
     </w:p>
-    <w:bookmarkEnd w:id="179"/>
-    <w:bookmarkStart w:id="181" w:name="ref-konkol_computational_2019"/>
+    <w:bookmarkEnd w:id="180"/>
+    <w:bookmarkStart w:id="182" w:name="ref-konkol_computational_2019"/>
     <w:p>
       <w:pPr>
         <w:pStyle w:val="Literaturverzeichnis"/>
@@ -7466,7 +7490,7 @@
       <w:r>
         <w:t xml:space="preserve"> </w:t>
       </w:r>
-      <w:hyperlink r:id="rId180">
+      <w:hyperlink r:id="rId181">
         <w:r>
           <w:rPr>
             <w:rStyle w:val="Hyperlink"/>
@@ -7475,8 +7499,8 @@
         </w:r>
       </w:hyperlink>
     </w:p>
-    <w:bookmarkEnd w:id="181"/>
-    <w:bookmarkStart w:id="183" w:name="ref-lin_evaluating_2023"/>
+    <w:bookmarkEnd w:id="182"/>
+    <w:bookmarkStart w:id="184" w:name="ref-lin_evaluating_2023"/>
     <w:p>
       <w:pPr>
         <w:pStyle w:val="Literaturverzeichnis"/>
@@ -7487,7 +7511,7 @@
       <w:r>
         <w:t xml:space="preserve"> </w:t>
       </w:r>
-      <w:hyperlink r:id="rId182">
+      <w:hyperlink r:id="rId183">
         <w:r>
           <w:rPr>
             <w:rStyle w:val="Hyperlink"/>
@@ -7496,8 +7520,8 @@
         </w:r>
       </w:hyperlink>
     </w:p>
-    <w:bookmarkEnd w:id="183"/>
-    <w:bookmarkStart w:id="185" w:name="ref-ma_reproducibility_2011"/>
+    <w:bookmarkEnd w:id="184"/>
+    <w:bookmarkStart w:id="186" w:name="ref-ma_reproducibility_2011"/>
     <w:p>
       <w:pPr>
         <w:pStyle w:val="Literaturverzeichnis"/>
@@ -7526,7 +7550,7 @@
       <w:r>
         <w:t xml:space="preserve"> </w:t>
       </w:r>
-      <w:hyperlink r:id="rId184">
+      <w:hyperlink r:id="rId185">
         <w:r>
           <w:rPr>
             <w:rStyle w:val="Hyperlink"/>
@@ -7535,8 +7559,8 @@
         </w:r>
       </w:hyperlink>
     </w:p>
-    <w:bookmarkEnd w:id="185"/>
-    <w:bookmarkStart w:id="187" w:name="ref-Marwick2017"/>
+    <w:bookmarkEnd w:id="186"/>
+    <w:bookmarkStart w:id="188" w:name="ref-Marwick2017"/>
     <w:p>
       <w:pPr>
         <w:pStyle w:val="Literaturverzeichnis"/>
@@ -7547,7 +7571,7 @@
       <w:r>
         <w:t xml:space="preserve"> </w:t>
       </w:r>
-      <w:hyperlink r:id="rId186">
+      <w:hyperlink r:id="rId187">
         <w:r>
           <w:rPr>
             <w:rStyle w:val="Hyperlink"/>
@@ -7556,8 +7580,8 @@
         </w:r>
       </w:hyperlink>
     </w:p>
-    <w:bookmarkEnd w:id="187"/>
-    <w:bookmarkStart w:id="189" w:name="ref-Marwick2025"/>
+    <w:bookmarkEnd w:id="188"/>
+    <w:bookmarkStart w:id="190" w:name="ref-Marwick2025"/>
     <w:p>
       <w:pPr>
         <w:pStyle w:val="Literaturverzeichnis"/>
@@ -7577,7 +7601,7 @@
       <w:r>
         <w:t xml:space="preserve">and imperatives from 10,000 articles and a year of reproducibility reviews. Journal of Archaeological Science 180:106281. https://doi.org/</w:t>
       </w:r>
-      <w:hyperlink r:id="rId188">
+      <w:hyperlink r:id="rId189">
         <w:r>
           <w:rPr>
             <w:rStyle w:val="Hyperlink"/>
@@ -7586,8 +7610,8 @@
         </w:r>
       </w:hyperlink>
     </w:p>
-    <w:bookmarkEnd w:id="189"/>
-    <w:bookmarkStart w:id="190" w:name="ref-marwick_computational_2017"/>
+    <w:bookmarkEnd w:id="190"/>
+    <w:bookmarkStart w:id="191" w:name="ref-marwick_computational_2017"/>
     <w:p>
       <w:pPr>
         <w:pStyle w:val="Literaturverzeichnis"/>
@@ -7676,7 +7700,7 @@
       <w:r>
         <w:t xml:space="preserve"> </w:t>
       </w:r>
-      <w:hyperlink r:id="rId186">
+      <w:hyperlink r:id="rId187">
         <w:r>
           <w:rPr>
             <w:rStyle w:val="Hyperlink"/>
@@ -7685,8 +7709,8 @@
         </w:r>
       </w:hyperlink>
     </w:p>
-    <w:bookmarkEnd w:id="190"/>
-    <w:bookmarkStart w:id="192" w:name="ref-marwick_standard_2018"/>
+    <w:bookmarkEnd w:id="191"/>
+    <w:bookmarkStart w:id="193" w:name="ref-marwick_standard_2018"/>
     <w:p>
       <w:pPr>
         <w:pStyle w:val="Literaturverzeichnis"/>
@@ -7772,7 +7796,7 @@
       <w:r>
         <w:t xml:space="preserve"> </w:t>
       </w:r>
-      <w:hyperlink r:id="rId191">
+      <w:hyperlink r:id="rId192">
         <w:r>
           <w:rPr>
             <w:rStyle w:val="Hyperlink"/>
@@ -7781,8 +7805,8 @@
         </w:r>
       </w:hyperlink>
     </w:p>
-    <w:bookmarkEnd w:id="192"/>
-    <w:bookmarkStart w:id="194" w:name="ref-marwick_packaging_2018"/>
+    <w:bookmarkEnd w:id="193"/>
+    <w:bookmarkStart w:id="195" w:name="ref-marwick_packaging_2018"/>
     <w:p>
       <w:pPr>
         <w:pStyle w:val="Literaturverzeichnis"/>
@@ -7844,7 +7868,7 @@
       <w:r>
         <w:t xml:space="preserve"> </w:t>
       </w:r>
-      <w:hyperlink r:id="rId193">
+      <w:hyperlink r:id="rId194">
         <w:r>
           <w:rPr>
             <w:rStyle w:val="Hyperlink"/>
@@ -7853,8 +7877,8 @@
         </w:r>
       </w:hyperlink>
     </w:p>
-    <w:bookmarkEnd w:id="194"/>
-    <w:bookmarkStart w:id="196" w:name="ref-marwick_heres_2017"/>
+    <w:bookmarkEnd w:id="195"/>
+    <w:bookmarkStart w:id="197" w:name="ref-marwick_heres_2017"/>
     <w:p>
       <w:pPr>
         <w:pStyle w:val="Literaturverzeichnis"/>
@@ -7865,7 +7889,7 @@
       <w:r>
         <w:t xml:space="preserve"> </w:t>
       </w:r>
-      <w:hyperlink r:id="rId195">
+      <w:hyperlink r:id="rId196">
         <w:r>
           <w:rPr>
             <w:rStyle w:val="Hyperlink"/>
@@ -7874,8 +7898,8 @@
         </w:r>
       </w:hyperlink>
     </w:p>
-    <w:bookmarkEnd w:id="196"/>
-    <w:bookmarkStart w:id="198" w:name="ref-rrtools"/>
+    <w:bookmarkEnd w:id="197"/>
+    <w:bookmarkStart w:id="199" w:name="ref-rrtools"/>
     <w:p>
       <w:pPr>
         <w:pStyle w:val="Literaturverzeichnis"/>
@@ -7886,7 +7910,7 @@
       <w:r>
         <w:t xml:space="preserve"> </w:t>
       </w:r>
-      <w:hyperlink r:id="rId197">
+      <w:hyperlink r:id="rId198">
         <w:r>
           <w:rPr>
             <w:rStyle w:val="Hyperlink"/>
@@ -7895,8 +7919,8 @@
         </w:r>
       </w:hyperlink>
     </w:p>
-    <w:bookmarkEnd w:id="198"/>
-    <w:bookmarkStart w:id="200" w:name="ref-masson-trottier_toward_2025"/>
+    <w:bookmarkEnd w:id="199"/>
+    <w:bookmarkStart w:id="201" w:name="ref-masson-trottier_toward_2025"/>
     <w:p>
       <w:pPr>
         <w:pStyle w:val="Literaturverzeichnis"/>
@@ -7916,7 +7940,7 @@
       <w:r>
         <w:t xml:space="preserve"> </w:t>
       </w:r>
-      <w:hyperlink r:id="rId199">
+      <w:hyperlink r:id="rId200">
         <w:r>
           <w:rPr>
             <w:rStyle w:val="Hyperlink"/>
@@ -7925,8 +7949,8 @@
         </w:r>
       </w:hyperlink>
     </w:p>
-    <w:bookmarkEnd w:id="200"/>
-    <w:bookmarkStart w:id="202" w:name="ref-mcintosh_three_2020"/>
+    <w:bookmarkEnd w:id="201"/>
+    <w:bookmarkStart w:id="203" w:name="ref-mcintosh_three_2020"/>
     <w:p>
       <w:pPr>
         <w:pStyle w:val="Literaturverzeichnis"/>
@@ -7955,7 +7979,7 @@
       <w:r>
         <w:t xml:space="preserve"> </w:t>
       </w:r>
-      <w:hyperlink r:id="rId201">
+      <w:hyperlink r:id="rId202">
         <w:r>
           <w:rPr>
             <w:rStyle w:val="Hyperlink"/>
@@ -7964,8 +7988,8 @@
         </w:r>
       </w:hyperlink>
     </w:p>
-    <w:bookmarkEnd w:id="202"/>
-    <w:bookmarkStart w:id="204" w:name="ref-milkowski_replicability_2018"/>
+    <w:bookmarkEnd w:id="203"/>
+    <w:bookmarkStart w:id="205" w:name="ref-milkowski_replicability_2018"/>
     <w:p>
       <w:pPr>
         <w:pStyle w:val="Literaturverzeichnis"/>
@@ -7988,7 +8012,7 @@
       <w:r>
         <w:t xml:space="preserve"> </w:t>
       </w:r>
-      <w:hyperlink r:id="rId203">
+      <w:hyperlink r:id="rId204">
         <w:r>
           <w:rPr>
             <w:rStyle w:val="Hyperlink"/>
@@ -7997,8 +8021,8 @@
         </w:r>
       </w:hyperlink>
     </w:p>
-    <w:bookmarkEnd w:id="204"/>
-    <w:bookmarkStart w:id="206" w:name="ref-moody_digital_2021"/>
+    <w:bookmarkEnd w:id="205"/>
+    <w:bookmarkStart w:id="207" w:name="ref-moody_digital_2021"/>
     <w:p>
       <w:pPr>
         <w:pStyle w:val="Literaturverzeichnis"/>
@@ -8021,7 +8045,7 @@
       <w:r>
         <w:t xml:space="preserve"> </w:t>
       </w:r>
-      <w:hyperlink r:id="rId205">
+      <w:hyperlink r:id="rId206">
         <w:r>
           <w:rPr>
             <w:rStyle w:val="Hyperlink"/>
@@ -8030,8 +8054,8 @@
         </w:r>
       </w:hyperlink>
     </w:p>
-    <w:bookmarkEnd w:id="206"/>
-    <w:bookmarkStart w:id="208" w:name="ref-mulugeta_credibility_2018"/>
+    <w:bookmarkEnd w:id="207"/>
+    <w:bookmarkStart w:id="209" w:name="ref-mulugeta_credibility_2018"/>
     <w:p>
       <w:pPr>
         <w:pStyle w:val="Literaturverzeichnis"/>
@@ -8114,7 +8138,7 @@
       <w:r>
         <w:t xml:space="preserve"> </w:t>
       </w:r>
-      <w:hyperlink r:id="rId207">
+      <w:hyperlink r:id="rId208">
         <w:r>
           <w:rPr>
             <w:rStyle w:val="Hyperlink"/>
@@ -8123,8 +8147,8 @@
         </w:r>
       </w:hyperlink>
     </w:p>
-    <w:bookmarkEnd w:id="208"/>
-    <w:bookmarkStart w:id="210" w:name="ref-nicholson_will_2023"/>
+    <w:bookmarkEnd w:id="209"/>
+    <w:bookmarkStart w:id="211" w:name="ref-nicholson_will_2023"/>
     <w:p>
       <w:pPr>
         <w:pStyle w:val="Literaturverzeichnis"/>
@@ -8216,7 +8240,7 @@
       <w:r>
         <w:t xml:space="preserve"> </w:t>
       </w:r>
-      <w:hyperlink r:id="rId209">
+      <w:hyperlink r:id="rId210">
         <w:r>
           <w:rPr>
             <w:rStyle w:val="Hyperlink"/>
@@ -8225,8 +8249,8 @@
         </w:r>
       </w:hyperlink>
     </w:p>
-    <w:bookmarkEnd w:id="210"/>
-    <w:bookmarkStart w:id="212" w:name="ref-nust_ten_2020"/>
+    <w:bookmarkEnd w:id="211"/>
+    <w:bookmarkStart w:id="213" w:name="ref-nust_ten_2020"/>
     <w:p>
       <w:pPr>
         <w:pStyle w:val="Literaturverzeichnis"/>
@@ -8249,7 +8273,7 @@
       <w:r>
         <w:t xml:space="preserve"> </w:t>
       </w:r>
-      <w:hyperlink r:id="rId211">
+      <w:hyperlink r:id="rId212">
         <w:r>
           <w:rPr>
             <w:rStyle w:val="Hyperlink"/>
@@ -8258,8 +8282,8 @@
         </w:r>
       </w:hyperlink>
     </w:p>
-    <w:bookmarkEnd w:id="212"/>
-    <w:bookmarkStart w:id="214" w:name="ref-plesser_reproducibility_2018"/>
+    <w:bookmarkEnd w:id="213"/>
+    <w:bookmarkStart w:id="215" w:name="ref-plesser_reproducibility_2018"/>
     <w:p>
       <w:pPr>
         <w:pStyle w:val="Literaturverzeichnis"/>
@@ -8318,7 +8342,7 @@
       <w:r>
         <w:t xml:space="preserve"> </w:t>
       </w:r>
-      <w:hyperlink r:id="rId213">
+      <w:hyperlink r:id="rId214">
         <w:r>
           <w:rPr>
             <w:rStyle w:val="Hyperlink"/>
@@ -8327,8 +8351,8 @@
         </w:r>
       </w:hyperlink>
     </w:p>
-    <w:bookmarkEnd w:id="214"/>
-    <w:bookmarkStart w:id="216" w:name="ref-ponting_fingerprinting_2003"/>
+    <w:bookmarkEnd w:id="215"/>
+    <w:bookmarkStart w:id="217" w:name="ref-ponting_fingerprinting_2003"/>
     <w:p>
       <w:pPr>
         <w:pStyle w:val="Literaturverzeichnis"/>
@@ -8339,7 +8363,7 @@
       <w:r>
         <w:t xml:space="preserve"> </w:t>
       </w:r>
-      <w:hyperlink r:id="rId215">
+      <w:hyperlink r:id="rId216">
         <w:r>
           <w:rPr>
             <w:rStyle w:val="Hyperlink"/>
@@ -8348,8 +8372,8 @@
         </w:r>
       </w:hyperlink>
     </w:p>
-    <w:bookmarkEnd w:id="216"/>
-    <w:bookmarkStart w:id="218" w:name="ref-R_Core"/>
+    <w:bookmarkEnd w:id="217"/>
+    <w:bookmarkStart w:id="219" w:name="ref-R_Core"/>
     <w:p>
       <w:pPr>
         <w:pStyle w:val="Literaturverzeichnis"/>
@@ -8360,7 +8384,7 @@
       <w:r>
         <w:t xml:space="preserve"> </w:t>
       </w:r>
-      <w:hyperlink r:id="rId217">
+      <w:hyperlink r:id="rId218">
         <w:r>
           <w:rPr>
             <w:rStyle w:val="Hyperlink"/>
@@ -8372,8 +8396,8 @@
         <w:t xml:space="preserve">. R Foundation for Statistical Computing, Vienna, Austria</w:t>
       </w:r>
     </w:p>
-    <w:bookmarkEnd w:id="218"/>
-    <w:bookmarkStart w:id="220" w:name="ref-richards_anarchy_2009"/>
+    <w:bookmarkEnd w:id="219"/>
+    <w:bookmarkStart w:id="221" w:name="ref-richards_anarchy_2009"/>
     <w:p>
       <w:pPr>
         <w:pStyle w:val="Literaturverzeichnis"/>
@@ -8384,7 +8408,7 @@
       <w:r>
         <w:t xml:space="preserve"> </w:t>
       </w:r>
-      <w:hyperlink r:id="rId219">
+      <w:hyperlink r:id="rId220">
         <w:r>
           <w:rPr>
             <w:rStyle w:val="Hyperlink"/>
@@ -8396,8 +8420,8 @@
         <w:t xml:space="preserve">. Archeologia e Calcolatori 20:27–35</w:t>
       </w:r>
     </w:p>
-    <w:bookmarkEnd w:id="220"/>
-    <w:bookmarkStart w:id="222" w:name="ref-roberts_calling_2018"/>
+    <w:bookmarkEnd w:id="221"/>
+    <w:bookmarkStart w:id="223" w:name="ref-roberts_calling_2018"/>
     <w:p>
       <w:pPr>
         <w:pStyle w:val="Literaturverzeichnis"/>
@@ -8408,7 +8432,7 @@
       <w:r>
         <w:t xml:space="preserve"> </w:t>
       </w:r>
-      <w:hyperlink r:id="rId221">
+      <w:hyperlink r:id="rId222">
         <w:r>
           <w:rPr>
             <w:rStyle w:val="Hyperlink"/>
@@ -8417,8 +8441,8 @@
         </w:r>
       </w:hyperlink>
     </w:p>
-    <w:bookmarkEnd w:id="222"/>
-    <w:bookmarkStart w:id="224" w:name="ref-astr"/>
+    <w:bookmarkEnd w:id="223"/>
+    <w:bookmarkStart w:id="225" w:name="ref-astr"/>
     <w:p>
       <w:pPr>
         <w:pStyle w:val="Literaturverzeichnis"/>
@@ -8435,7 +8459,7 @@
       <w:r>
         <w:t xml:space="preserve"> </w:t>
       </w:r>
-      <w:hyperlink r:id="rId223">
+      <w:hyperlink r:id="rId224">
         <w:r>
           <w:rPr>
             <w:rStyle w:val="Hyperlink"/>
@@ -8444,8 +8468,8 @@
         </w:r>
       </w:hyperlink>
     </w:p>
-    <w:bookmarkEnd w:id="224"/>
-    <w:bookmarkStart w:id="226" w:name="ref-roth_ten_2025"/>
+    <w:bookmarkEnd w:id="225"/>
+    <w:bookmarkStart w:id="227" w:name="ref-roth_ten_2025"/>
     <w:p>
       <w:pPr>
         <w:pStyle w:val="Literaturverzeichnis"/>
@@ -8456,7 +8480,7 @@
       <w:r>
         <w:t xml:space="preserve"> </w:t>
       </w:r>
-      <w:hyperlink r:id="rId225">
+      <w:hyperlink r:id="rId226">
         <w:r>
           <w:rPr>
             <w:rStyle w:val="Hyperlink"/>
@@ -8465,8 +8489,8 @@
         </w:r>
       </w:hyperlink>
     </w:p>
-    <w:bookmarkEnd w:id="226"/>
-    <w:bookmarkStart w:id="228" w:name="ref-samuel_computational_2024"/>
+    <w:bookmarkEnd w:id="227"/>
+    <w:bookmarkStart w:id="229" w:name="ref-samuel_computational_2024"/>
     <w:p>
       <w:pPr>
         <w:pStyle w:val="Literaturverzeichnis"/>
@@ -8489,7 +8513,7 @@
       <w:r>
         <w:t xml:space="preserve"> </w:t>
       </w:r>
-      <w:hyperlink r:id="rId227">
+      <w:hyperlink r:id="rId228">
         <w:r>
           <w:rPr>
             <w:rStyle w:val="Hyperlink"/>
@@ -8498,8 +8522,8 @@
         </w:r>
       </w:hyperlink>
     </w:p>
-    <w:bookmarkEnd w:id="228"/>
-    <w:bookmarkStart w:id="230" w:name="ref-staudigel_electronic_2003"/>
+    <w:bookmarkEnd w:id="229"/>
+    <w:bookmarkStart w:id="231" w:name="ref-staudigel_electronic_2003"/>
     <w:p>
       <w:pPr>
         <w:pStyle w:val="Literaturverzeichnis"/>
@@ -8510,7 +8534,7 @@
       <w:r>
         <w:t xml:space="preserve"> </w:t>
       </w:r>
-      <w:hyperlink r:id="rId229">
+      <w:hyperlink r:id="rId230">
         <w:r>
           <w:rPr>
             <w:rStyle w:val="Hyperlink"/>
@@ -8519,8 +8543,8 @@
         </w:r>
       </w:hyperlink>
     </w:p>
-    <w:bookmarkEnd w:id="230"/>
-    <w:bookmarkStart w:id="231" w:name="ref-steckler_editorial_2015"/>
+    <w:bookmarkEnd w:id="231"/>
+    <w:bookmarkStart w:id="232" w:name="ref-steckler_editorial_2015"/>
     <w:p>
       <w:pPr>
         <w:pStyle w:val="Literaturverzeichnis"/>
@@ -8547,8 +8571,8 @@
         <w:t xml:space="preserve">- the challenge for neuroscience. SpringerPlus 4:1–4</w:t>
       </w:r>
     </w:p>
-    <w:bookmarkEnd w:id="231"/>
-    <w:bookmarkStart w:id="233" w:name="ref-stodolova_beyond_2025"/>
+    <w:bookmarkEnd w:id="232"/>
+    <w:bookmarkStart w:id="234" w:name="ref-stodolova_beyond_2025"/>
     <w:p>
       <w:pPr>
         <w:pStyle w:val="Literaturverzeichnis"/>
@@ -8595,7 +8619,7 @@
       <w:r>
         <w:t xml:space="preserve"> </w:t>
       </w:r>
-      <w:hyperlink r:id="rId232">
+      <w:hyperlink r:id="rId233">
         <w:r>
           <w:rPr>
             <w:rStyle w:val="Hyperlink"/>
@@ -8604,8 +8628,8 @@
         </w:r>
       </w:hyperlink>
     </w:p>
-    <w:bookmarkEnd w:id="233"/>
-    <w:bookmarkStart w:id="235" w:name="ref-compositions"/>
+    <w:bookmarkEnd w:id="234"/>
+    <w:bookmarkStart w:id="236" w:name="ref-compositions"/>
     <w:p>
       <w:pPr>
         <w:pStyle w:val="Literaturverzeichnis"/>
@@ -8622,7 +8646,7 @@
       <w:r>
         <w:t xml:space="preserve"> </w:t>
       </w:r>
-      <w:hyperlink r:id="rId234">
+      <w:hyperlink r:id="rId235">
         <w:r>
           <w:rPr>
             <w:rStyle w:val="Hyperlink"/>
@@ -8631,8 +8655,8 @@
         </w:r>
       </w:hyperlink>
     </w:p>
-    <w:bookmarkEnd w:id="235"/>
-    <w:bookmarkStart w:id="237" w:name="ref-welti_common_2024"/>
+    <w:bookmarkEnd w:id="236"/>
+    <w:bookmarkStart w:id="238" w:name="ref-welti_common_2024"/>
     <w:p>
       <w:pPr>
         <w:pStyle w:val="Literaturverzeichnis"/>
@@ -8643,7 +8667,7 @@
       <w:r>
         <w:t xml:space="preserve"> </w:t>
       </w:r>
-      <w:hyperlink r:id="rId236">
+      <w:hyperlink r:id="rId237">
         <w:r>
           <w:rPr>
             <w:rStyle w:val="Hyperlink"/>
@@ -8652,8 +8676,8 @@
         </w:r>
       </w:hyperlink>
     </w:p>
-    <w:bookmarkEnd w:id="237"/>
-    <w:bookmarkStart w:id="239" w:name="ref-ggplot2"/>
+    <w:bookmarkEnd w:id="238"/>
+    <w:bookmarkStart w:id="240" w:name="ref-ggplot2"/>
     <w:p>
       <w:pPr>
         <w:pStyle w:val="Literaturverzeichnis"/>
@@ -8664,7 +8688,7 @@
       <w:r>
         <w:t xml:space="preserve"> </w:t>
       </w:r>
-      <w:hyperlink r:id="rId238">
+      <w:hyperlink r:id="rId239">
         <w:r>
           <w:rPr>
             <w:rStyle w:val="Hyperlink"/>
@@ -8676,8 +8700,8 @@
         <w:t xml:space="preserve">. Springer-Verlag New York</w:t>
       </w:r>
     </w:p>
-    <w:bookmarkEnd w:id="239"/>
-    <w:bookmarkStart w:id="241" w:name="ref-wilkinson_fair_2016"/>
+    <w:bookmarkEnd w:id="240"/>
+    <w:bookmarkStart w:id="242" w:name="ref-wilkinson_fair_2016"/>
     <w:p>
       <w:pPr>
         <w:pStyle w:val="Literaturverzeichnis"/>
@@ -8712,7 +8736,7 @@
       <w:r>
         <w:t xml:space="preserve"> </w:t>
       </w:r>
-      <w:hyperlink r:id="rId240">
+      <w:hyperlink r:id="rId241">
         <w:r>
           <w:rPr>
             <w:rStyle w:val="Hyperlink"/>
@@ -8721,8 +8745,8 @@
         </w:r>
       </w:hyperlink>
     </w:p>
-    <w:bookmarkEnd w:id="241"/>
-    <w:bookmarkStart w:id="243" w:name="ref-knitr1"/>
+    <w:bookmarkEnd w:id="242"/>
+    <w:bookmarkStart w:id="244" w:name="ref-knitr1"/>
     <w:p>
       <w:pPr>
         <w:pStyle w:val="Literaturverzeichnis"/>
@@ -8733,7 +8757,7 @@
       <w:r>
         <w:t xml:space="preserve"> </w:t>
       </w:r>
-      <w:hyperlink r:id="rId242">
+      <w:hyperlink r:id="rId243">
         <w:r>
           <w:rPr>
             <w:rStyle w:val="Hyperlink"/>
@@ -8769,8 +8793,8 @@
         <w:t xml:space="preserve">, 2nd edn. Chapman; Hall/CRC, Boca Raton, Florida</w:t>
       </w:r>
     </w:p>
-    <w:bookmarkEnd w:id="243"/>
-    <w:bookmarkStart w:id="244" w:name="ref-knitr2"/>
+    <w:bookmarkEnd w:id="244"/>
+    <w:bookmarkStart w:id="245" w:name="ref-knitr2"/>
     <w:p>
       <w:pPr>
         <w:pStyle w:val="Literaturverzeichnis"/>
@@ -8788,8 +8812,8 @@
         <w:t xml:space="preserve">. In: Stodden V, Leisch F, Peng RD (eds) Implementing reproducible computational research. Chapman; Hall/CRC</w:t>
       </w:r>
     </w:p>
-    <w:bookmarkEnd w:id="244"/>
-    <w:bookmarkStart w:id="246" w:name="ref-rmarkdown1"/>
+    <w:bookmarkEnd w:id="245"/>
+    <w:bookmarkStart w:id="247" w:name="ref-rmarkdown1"/>
     <w:p>
       <w:pPr>
         <w:pStyle w:val="Literaturverzeichnis"/>
@@ -8800,7 +8824,7 @@
       <w:r>
         <w:t xml:space="preserve"> </w:t>
       </w:r>
-      <w:hyperlink r:id="rId245">
+      <w:hyperlink r:id="rId246">
         <w:r>
           <w:rPr>
             <w:rStyle w:val="Hyperlink"/>
@@ -8812,8 +8836,8 @@
         <w:t xml:space="preserve">. Chapman; Hall/CRC, Boca Raton, Florida</w:t>
       </w:r>
     </w:p>
-    <w:bookmarkEnd w:id="246"/>
-    <w:bookmarkStart w:id="248" w:name="ref-rmarkdown2"/>
+    <w:bookmarkEnd w:id="247"/>
+    <w:bookmarkStart w:id="249" w:name="ref-rmarkdown2"/>
     <w:p>
       <w:pPr>
         <w:pStyle w:val="Literaturverzeichnis"/>
@@ -8824,7 +8848,7 @@
       <w:r>
         <w:t xml:space="preserve"> </w:t>
       </w:r>
-      <w:hyperlink r:id="rId247">
+      <w:hyperlink r:id="rId248">
         <w:r>
           <w:rPr>
             <w:rStyle w:val="Hyperlink"/>
@@ -8836,9 +8860,9 @@
         <w:t xml:space="preserve">. Chapman; Hall/CRC, Boca Raton, Florida</w:t>
       </w:r>
     </w:p>
-    <w:bookmarkEnd w:id="248"/>
     <w:bookmarkEnd w:id="249"/>
     <w:bookmarkEnd w:id="250"/>
+    <w:bookmarkEnd w:id="251"/>
     <w:sectPr>
       <w:headerReference r:id="rId8" w:type="even"/>
       <w:headerReference r:id="rId9" w:type="default"/>

--- a/analysis/paper/paper.docx
+++ b/analysis/paper/paper.docx
@@ -31,7 +31,7 @@
         <w:pStyle w:val="Datum"/>
       </w:pPr>
       <w:r>
-        <w:t xml:space="preserve">June 19, 2026</w:t>
+        <w:t xml:space="preserve">June 21, 2026</w:t>
       </w:r>
     </w:p>
     <w:p>
@@ -77,7 +77,7 @@
         <w:t xml:space="preserve"> </w:t>
       </w:r>
       <w:r>
-        <w:t xml:space="preserve">Universiteit van Amsterdam</w:t>
+        <w:t xml:space="preserve">Universiteit van Amsterdam, Amsterdam Centre for Ancient Studies and Archaeology, Turfdraagsterpad 9, 1012 XT Amsterdam, The Netherlands</w:t>
       </w:r>
       <w:r>
         <w:br/>
@@ -175,10 +175,327 @@
         <w:t xml:space="preserve">(Wilkinson et al. 2016)</w:t>
       </w:r>
       <w:r>
-        <w:t xml:space="preserve">, significant progress has been made in the archaeology community regarding data availability and access, with a strong focus on data re-use [</w:t>
-      </w:r>
-      <w:r>
-        <w:t xml:space="preserve">Faniel et al. (2013)</w:t>
+        <w:t xml:space="preserve">, significant progress has been made in the archaeology community regarding data repositories, availability and access, with a strong focus on data re-use</w:t>
+      </w:r>
+      <w:r>
+        <w:t xml:space="preserve"> </w:t>
+      </w:r>
+      <w:r>
+        <w:t xml:space="preserve">(Faniel et al. 2013; Sheehan 2015; Kansa 2015; Huggett 2018; Moody et al. 2021; Densmore 2022; Kansa and Kansa 2022)</w:t>
+      </w:r>
+      <w:r>
+        <w:t xml:space="preserve">. Reflective of a wider movement, often in response to the so-called reproducibility crises particularly prominent in psychology, medicine and management studies</w:t>
+      </w:r>
+      <w:r>
+        <w:t xml:space="preserve"> </w:t>
+      </w:r>
+      <w:r>
+        <w:t xml:space="preserve">(Begley and Ioannidis 2015; Camerer et al. 2016; Faniel et al. 2016; Curty 2016; Aguinis et al. 2017; Gilmore et al. 2017; Mulugeta et al. 2018; Miłkowski et al. 2018; Kong et al. 2019; Brito et al. 2020; McIntosh and Chambers 2020; Kępińska et al. 2024; Samuel and Mietchen 2024;</w:t>
+      </w:r>
+      <w:r>
+        <w:t xml:space="preserve"> </w:t>
+      </w:r>
+      <w:r>
+        <w:t xml:space="preserve">Fišar et al.</w:t>
+      </w:r>
+      <w:r>
+        <w:t xml:space="preserve"> </w:t>
+      </w:r>
+      <w:r>
+        <w:t xml:space="preserve">2024; Ekhtiari et al. 2025; Roth et al. 2025; Masson-Trottier et al. 2025)</w:t>
+      </w:r>
+      <w:r>
+        <w:t xml:space="preserve">, publications increasingly include underlying data in a digital format, either as supplementary files or as data publications in the increasing number of open access digital repositories</w:t>
+      </w:r>
+      <w:r>
+        <w:t xml:space="preserve"> </w:t>
+      </w:r>
+      <w:r>
+        <w:t xml:space="preserve">(Huggett 2018)</w:t>
+      </w:r>
+      <w:r>
+        <w:t xml:space="preserve">. Data availability statements and the publication of supplementary data are increasingly mandated by journals in their author guidelines and policies</w:t>
+      </w:r>
+      <w:r>
+        <w:t xml:space="preserve"> </w:t>
+      </w:r>
+      <w:r>
+        <w:t xml:space="preserve">(Marwick 2025)</w:t>
+      </w:r>
+      <w:r>
+        <w:t xml:space="preserve">. Although many of these developments are happening across the wider research community, archaeology has been uniquely positioned in championing these principles of data accessibility and reuse: much of our work, ranging from fieldwork to taking analytical samples on artefacts is by its nature destructive and can only be carried out once, necessitating effective data management and preservation of the resulting data</w:t>
+      </w:r>
+      <w:r>
+        <w:t xml:space="preserve"> </w:t>
+      </w:r>
+      <w:r>
+        <w:t xml:space="preserve">(Faniel et al. 2013, p. 296; Heilen and Manney 2023)</w:t>
+      </w:r>
+      <w:r>
+        <w:t xml:space="preserve">.</w:t>
+      </w:r>
+    </w:p>
+    <w:p>
+      <w:pPr>
+        <w:pStyle w:val="Textkrper"/>
+      </w:pPr>
+      <w:r>
+        <w:t xml:space="preserve">Much work has therefore already been done on the national and international level to draw up guidelines and best practices for data recording, most notably of archaeological fieldwork to improve the sharing, reuse, comparison and reinterpretation of data by standardising methods and terminologies across studies</w:t>
+      </w:r>
+      <w:r>
+        <w:t xml:space="preserve"> </w:t>
+      </w:r>
+      <w:r>
+        <w:t xml:space="preserve">(Richards 2009; Austin et al. 2024, pp. 192–193)</w:t>
+      </w:r>
+      <w:r>
+        <w:t xml:space="preserve">, prompted in no small part by Linked Open Data initiatives</w:t>
+      </w:r>
+      <w:r>
+        <w:t xml:space="preserve"> </w:t>
+      </w:r>
+      <w:r>
+        <w:t xml:space="preserve">(May et al. 2015; Nicholson et al. 2023)</w:t>
+      </w:r>
+      <w:r>
+        <w:t xml:space="preserve">. Open Access data sharing through digital repositories has also lead to greater transparency of how data move from excavation, to lab, to publication</w:t>
+      </w:r>
+      <w:r>
+        <w:t xml:space="preserve"> </w:t>
+      </w:r>
+      <w:r>
+        <w:t xml:space="preserve">(Heilen and Manney 2023; Anevlavi et al. 2025)</w:t>
+      </w:r>
+      <w:r>
+        <w:t xml:space="preserve">. With data repositories now widely used for archaeological research, attention must shift to maximise their use, i.e. towards the reuse of research output</w:t>
+      </w:r>
+      <w:r>
+        <w:t xml:space="preserve"> </w:t>
+      </w:r>
+      <w:r>
+        <w:t xml:space="preserve">(Curty 2016, p. 92)</w:t>
+      </w:r>
+      <w:r>
+        <w:t xml:space="preserve">. Successful reuse, however, is dependent on many factors besides sharing research output, including transparency and reliability of the underlying data and the methods used.</w:t>
+      </w:r>
+    </w:p>
+    <w:p>
+      <w:pPr>
+        <w:pStyle w:val="Textkrper"/>
+      </w:pPr>
+      <w:r>
+        <w:t xml:space="preserve">In this article, we will first define the different aspects of reproducibility that we are concerned with as archaeometallurgists and outline a number of current solutions and initiatives to improve reproducibility in the archaeological sciences and broader academia. Based on this overview, we present a 13-stage reproducibility index designed to check academic publications on aspects of re-usability, replicability of protocols and reproducibility of data and results. While exclusively archaeometallurgical studies were checked due to the background of the authors, the results are assumed to reflect current common practices in the wider archaeological sciences, because the same concerns with regards to e.g. sampling apply and generally the same or comparable analytical methods are employed. Finally, the results of this index will be discussed and some recommendations will be presented for improvements in archaeometric research and publishing standards with regards to reproducibility.</w:t>
+      </w:r>
+    </w:p>
+    <w:bookmarkStart w:id="24" w:name="definitions-of-reproducibility"/>
+    <w:p>
+      <w:pPr>
+        <w:pStyle w:val="berschrift2"/>
+      </w:pPr>
+      <w:r>
+        <w:t xml:space="preserve">Definitions of reproducibility</w:t>
+      </w:r>
+    </w:p>
+    <w:p>
+      <w:pPr>
+        <w:pStyle w:val="FirstParagraph"/>
+      </w:pPr>
+      <w:r>
+        <w:t xml:space="preserve">Reproducibility, replicability and repeatability, while often used synonymously, can be applied to a range of different yet related definitions</w:t>
+      </w:r>
+      <w:r>
+        <w:t xml:space="preserve"> </w:t>
+      </w:r>
+      <w:r>
+        <w:t xml:space="preserve">(Barba 2018; @ Matarese 2022, p. 650)</w:t>
+      </w:r>
+      <w:r>
+        <w:t xml:space="preserve">. We approach these terms firmly from a practitioner’s perspective: Can I recreate the results of a study with the information provided in its publication? This approach addresses three different types of reproducibility: reproducibility of the (analytical) methods, reproducibility of the results (defined here as the publication output), and as a subfield of the latter, computational reproducibility. We broadly follow the Method‑Result‑Inferential Reproducibility taxonomy as outlined by @</w:t>
+      </w:r>
+      <w:r>
+        <w:t xml:space="preserve">Matarese (2022)</w:t>
+      </w:r>
+      <w:r>
+        <w:t xml:space="preserve">, which combines two aspects of replicability: the availability of information necessary to reproduce a study and the passing of a replication test, in which a copy of the original study arrives at the same conclusion</w:t>
+      </w:r>
+      <w:r>
+        <w:t xml:space="preserve"> </w:t>
+      </w:r>
+      <w:r>
+        <w:t xml:space="preserve">(@ Matarese 2022, p. 651)</w:t>
+      </w:r>
+      <w:r>
+        <w:t xml:space="preserve">. Within this taxonomy, Matarese defines the baseline for method reproducibility as full disclosure of the “details of the experiment’s or study’s procedure”</w:t>
+      </w:r>
+      <w:r>
+        <w:t xml:space="preserve"> </w:t>
+      </w:r>
+      <w:r>
+        <w:t xml:space="preserve">(Matarese 2022, p. 651)</w:t>
+      </w:r>
+      <w:r>
+        <w:t xml:space="preserve">, while result reproducibility applies to any works where “the very same outcome is obtained by following the same procedure as closely as possible”</w:t>
+      </w:r>
+      <w:r>
+        <w:t xml:space="preserve"> </w:t>
+      </w:r>
+      <w:r>
+        <w:t xml:space="preserve">(Matarese 2022, p. 651)</w:t>
+      </w:r>
+      <w:r>
+        <w:t xml:space="preserve">.</w:t>
+      </w:r>
+    </w:p>
+    <w:p>
+      <w:pPr>
+        <w:pStyle w:val="Textkrper"/>
+      </w:pPr>
+      <w:r>
+        <w:t xml:space="preserve">Our specific terminology, however, is informed foremost by the nature of the archaeometric sciences as it is defined by its aims, data pipelines and often destructive sampling methodology. Replicability, for instance, has long been a cornerstone of archaeological studies and is generally used more to refer specifically to the replication of the results of a study with different data or methods</w:t>
+      </w:r>
+      <w:r>
+        <w:t xml:space="preserve"> </w:t>
+      </w:r>
+      <w:r>
+        <w:t xml:space="preserve">(Plesser 2018, p. 3)</w:t>
+      </w:r>
+      <w:r>
+        <w:t xml:space="preserve">, in other words hypothesis testing. Inter-laboratory reproducibility is often invoked in discussions on the use of certified reference materials</w:t>
+      </w:r>
+      <w:r>
+        <w:t xml:space="preserve"> </w:t>
+      </w:r>
+      <w:r>
+        <w:t xml:space="preserve">(Hancock and Carter 2010; Heginbotham and Solé 2017; Heginbotham et al. 2019; Lin et al. 2023)</w:t>
+      </w:r>
+      <w:r>
+        <w:t xml:space="preserve"> </w:t>
+      </w:r>
+      <w:r>
+        <w:t xml:space="preserve">or to showcase repeated analyses by different laboratories to illustrate the reliability and consistency of a particular methodology</w:t>
+      </w:r>
+      <w:r>
+        <w:t xml:space="preserve"> </w:t>
+      </w:r>
+      <w:r>
+        <w:t xml:space="preserve">(Calvo-Rathert et al. 2019)</w:t>
+      </w:r>
+      <w:r>
+        <w:t xml:space="preserve">. Other archaeometric studies use the term reproducibility to reflect internal repeatability or accuracy of results</w:t>
+      </w:r>
+      <w:r>
+        <w:t xml:space="preserve"> </w:t>
+      </w:r>
+      <w:r>
+        <w:t xml:space="preserve">(Ma et al. 2011; Bayliss and Marshall 2019)</w:t>
+      </w:r>
+      <w:r>
+        <w:t xml:space="preserve">, to test the accuracy of particular analytical methods through other methods</w:t>
+      </w:r>
+      <w:r>
+        <w:t xml:space="preserve"> </w:t>
+      </w:r>
+      <w:r>
+        <w:t xml:space="preserve">(Kim et al. 2023)</w:t>
+      </w:r>
+      <w:r>
+        <w:t xml:space="preserve"> </w:t>
+      </w:r>
+      <w:r>
+        <w:t xml:space="preserve">or to argue for external reproducibility through the use of Certified Reference Materials (CRMs)</w:t>
+      </w:r>
+      <w:r>
+        <w:t xml:space="preserve"> </w:t>
+      </w:r>
+      <w:r>
+        <w:t xml:space="preserve">(Ponting et al. 2003)</w:t>
+      </w:r>
+      <w:r>
+        <w:t xml:space="preserve">.</w:t>
+      </w:r>
+    </w:p>
+    <w:p>
+      <w:pPr>
+        <w:pStyle w:val="Textkrper"/>
+      </w:pPr>
+      <w:r>
+        <w:t xml:space="preserve">Reproducibility of the results then, in the strictest sense, refers to rerunning an experiment with the same materials, methods and techniques provided in the publication to see whether the same output is generated (similar to inter-laboratory interoperability). As</w:t>
+      </w:r>
+      <w:r>
+        <w:t xml:space="preserve"> </w:t>
+      </w:r>
+      <w:r>
+        <w:t xml:space="preserve">Steckler (2015)</w:t>
+      </w:r>
+      <w:r>
+        <w:t xml:space="preserve"> </w:t>
+      </w:r>
+      <w:r>
+        <w:t xml:space="preserve">points out, the required detailed information to fully reproduce experiments is lacking in many publications. He further emphasises the importance of detailed methodological descriptions for areas of study where tests and protocols may be less standardised or where the current state of scholarship is characterised by a high variability of experimental design or methodological approach. Given that the re-analysis of archaeological artefacts is rare, we employ this aspect of reproducibility more to the stages of research that follow data collection: data treatment, analysis and presentation; in essence the output of a publication rather than its results in the form of analytical data.</w:t>
+      </w:r>
+    </w:p>
+    <w:p>
+      <w:pPr>
+        <w:pStyle w:val="Textkrper"/>
+      </w:pPr>
+      <w:r>
+        <w:t xml:space="preserve">Reproducibility of method may be more accurately called, at least in the context of this study, procedural or analytical reproducibility and concerns the total sum of analytical methods and protocols employed in a study. For a publication to be fully reproducible in this regard, the methods section would include all necessary detail regarding experiment design and sampling and the analytical protocols for these procedures to be exactly repeated by another researcher</w:t>
+      </w:r>
+      <w:r>
+        <w:t xml:space="preserve"> </w:t>
+      </w:r>
+      <w:r>
+        <w:t xml:space="preserve">(Plesser 2018, p. 3)</w:t>
+      </w:r>
+      <w:r>
+        <w:t xml:space="preserve">. In this sense, analytical reproducibility also addresses aspects of re-usability: when presented with a detailed methods section, potential re-users are better equipped to make an informed choice about whether a particular dataset is close enough to their own in terms of methods, precision and accuracy to be useful as a comparative dataset. Some methodological aspects that make archaeometric research more reproducible also target interoperability, for instance data normalisation or the inclusion of CRMs</w:t>
+      </w:r>
+      <w:r>
+        <w:t xml:space="preserve"> </w:t>
+      </w:r>
+      <w:r>
+        <w:t xml:space="preserve">(Hancock and Carter 2010; Heginbotham and Solé 2017; Heginbotham et al. 2019; Lin et al. 2023)</w:t>
+      </w:r>
+      <w:r>
+        <w:t xml:space="preserve">.</w:t>
+      </w:r>
+    </w:p>
+    <w:p>
+      <w:pPr>
+        <w:pStyle w:val="Textkrper"/>
+      </w:pPr>
+      <w:r>
+        <w:t xml:space="preserve">Computational and statistical reproducibility describe whether data cleaning, transformations and calculations can be followed step-by-step. In addition, information about the software, its dependencies, and their specific versions, i.e., the computational environment, is required. Although the archaeological sciences do not seem to be particularly computation-heavy on the first glance, big data approaches and multi-variate statistical approaches and modelling are becoming increasingly common</w:t>
+      </w:r>
+      <w:r>
+        <w:t xml:space="preserve"> </w:t>
+      </w:r>
+      <w:r>
+        <w:t xml:space="preserve">(Baxter 1994; Shadmehr and Mostafaei 2016; Crema 2025)</w:t>
+      </w:r>
+      <w:r>
+        <w:t xml:space="preserve">, making computational reproducibility essential. Differences in how precisely a software calculates certain values or which algorithms are used can lead to different results, necessitating the recording of each decision. In an ideal scenario, the individual steps are best shared as script and start from the raw data</w:t>
+      </w:r>
+      <w:r>
+        <w:t xml:space="preserve"> </w:t>
+      </w:r>
+      <w:r>
+        <w:t xml:space="preserve">(Marwick et al. 2018; Nüst et al. 2020; Marwick 2025)</w:t>
+      </w:r>
+      <w:r>
+        <w:t xml:space="preserve">. Computational reproducibility then also facilitates what some have dubbed empirical reproducibility: the transferability of code to new data and to other domains for achieving similar results [</w:t>
+      </w:r>
+      <w:r>
+        <w:t xml:space="preserve">Bilotti et al. (2024)</w:t>
+      </w:r>
+      <w:r>
+        <w:t xml:space="preserve">, 2; cf.</w:t>
+      </w:r>
+      <w:r>
+        <w:t xml:space="preserve"> </w:t>
+      </w:r>
+      <w:r>
+        <w:t xml:space="preserve">Marwick (2017a)</w:t>
       </w:r>
       <w:r>
         <w:t xml:space="preserve">;</w:t>
@@ -187,327 +504,10 @@
         <w:t xml:space="preserve"> </w:t>
       </w:r>
       <w:r>
-        <w:t xml:space="preserve">Huggett (2018)</w:t>
-      </w:r>
-      <w:r>
-        <w:t xml:space="preserve">;</w:t>
-      </w:r>
-      <w:r>
-        <w:t xml:space="preserve"> </w:t>
-      </w:r>
-      <w:r>
-        <w:t xml:space="preserve">Kansa and Kansa (2022)</w:t>
-      </w:r>
-      <w:r>
-        <w:t xml:space="preserve">;</w:t>
-      </w:r>
-      <w:r>
-        <w:t xml:space="preserve"> </w:t>
-      </w:r>
-      <w:r>
-        <w:t xml:space="preserve">Kansa (2015)</w:t>
-      </w:r>
-      <w:r>
-        <w:t xml:space="preserve">;</w:t>
-      </w:r>
-      <w:r>
-        <w:t xml:space="preserve"> </w:t>
-      </w:r>
-      <w:r>
-        <w:t xml:space="preserve">Moody et al. (2021)</w:t>
-      </w:r>
-      <w:r>
-        <w:t xml:space="preserve">; Densmore 2022; Sheehan 2015]. Reflective of a wider movement, often in response to the so-called reproducibility crises particularly prominent in psychology, medicine and management studies</w:t>
-      </w:r>
-      <w:r>
-        <w:t xml:space="preserve"> </w:t>
-      </w:r>
-      <w:r>
-        <w:t xml:space="preserve">(Begley and Ioannidis 2015; Camerer et al. 2016; Faniel et al. 2016; Curty 2016; Aguinis et al. 2017; Gilmore et al. 2017; Mulugeta et al. 2018; Miłkowski et al. 2018; Kong et al. 2019; Brito et al. 2020; McIntosh and Chambers 2020; Kępińska et al. 2024; Samuel and Mietchen 2024;</w:t>
-      </w:r>
-      <w:r>
-        <w:t xml:space="preserve"> </w:t>
-      </w:r>
-      <w:r>
-        <w:t xml:space="preserve">Fišar et al.</w:t>
-      </w:r>
-      <w:r>
-        <w:t xml:space="preserve"> </w:t>
-      </w:r>
-      <w:r>
-        <w:t xml:space="preserve">2024; Ekhtiari et al. 2025; Roth et al. 2025; Masson-Trottier et al. 2025)</w:t>
-      </w:r>
-      <w:r>
-        <w:t xml:space="preserve">, publications increasingly include underlying data in a digital format, either as supplementary files or as data publications in the increasing number of open access digital repositories</w:t>
-      </w:r>
-      <w:r>
-        <w:t xml:space="preserve"> </w:t>
-      </w:r>
-      <w:r>
-        <w:t xml:space="preserve">(@ Huggett 2018)</w:t>
-      </w:r>
-      <w:r>
-        <w:t xml:space="preserve">. Data availability statements and the publication of supplementary data are increasingly mandated by journals in their author guidelines and policies</w:t>
-      </w:r>
-      <w:r>
-        <w:t xml:space="preserve"> </w:t>
-      </w:r>
-      <w:r>
-        <w:t xml:space="preserve">(Marwick 2025)</w:t>
-      </w:r>
-      <w:r>
-        <w:t xml:space="preserve">. Although many of these developments are happening across the wider research community, archaeology has been uniquely positioned in championing these principles of data accessibility and reuse: much of our work, ranging from fieldwork to taking analytical samples on artefacts is by its nature destructive and can only be carried out once, necessitating effective data management and preservation of the resulting data</w:t>
-      </w:r>
-      <w:r>
-        <w:t xml:space="preserve"> </w:t>
-      </w:r>
-      <w:r>
-        <w:t xml:space="preserve">(Faniel et al. 2013, p. 296; Heilen and Manney 2023)</w:t>
-      </w:r>
-      <w:r>
-        <w:t xml:space="preserve">.</w:t>
-      </w:r>
-    </w:p>
-    <w:p>
-      <w:pPr>
-        <w:pStyle w:val="Textkrper"/>
-      </w:pPr>
-      <w:r>
-        <w:t xml:space="preserve">Much work has therefore already been done on the national and international level to draw up guidelines and best practices for data recording, most notably of archaeological fieldwork to improve the sharing, reuse, comparison and reinterpretation of data by standardising methods and terminologies across studies [</w:t>
-      </w:r>
-      <w:r>
-        <w:t xml:space="preserve">Austin et al. (2024)</w:t>
-      </w:r>
-      <w:r>
-        <w:t xml:space="preserve">, 192-193; Baines and Brophy 2006;</w:t>
-      </w:r>
-      <w:r>
-        <w:t xml:space="preserve"> </w:t>
-      </w:r>
-      <w:r>
-        <w:t xml:space="preserve">Richards (2009)</w:t>
-      </w:r>
-      <w:r>
-        <w:t xml:space="preserve">], prompted in no small part by Linked Open Data initiatives [</w:t>
-      </w:r>
-      <w:r>
-        <w:t xml:space="preserve">Nicholson et al. (2023)</w:t>
-      </w:r>
-      <w:r>
-        <w:t xml:space="preserve">; May et al. 2015]. Open Access data sharing through digital repositories has also lead to greater transparency of how data move from excavation, to lab, to publication</w:t>
-      </w:r>
-      <w:r>
-        <w:t xml:space="preserve"> </w:t>
-      </w:r>
-      <w:r>
-        <w:t xml:space="preserve">(Heilen and Manney 2023; Anevlavi et al. 2025)</w:t>
-      </w:r>
-      <w:r>
-        <w:t xml:space="preserve">. With data repositories now widely used for archaeological research, attention must shift to maximise their use, i.e. towards the reuse of research output</w:t>
-      </w:r>
-      <w:r>
-        <w:t xml:space="preserve"> </w:t>
-      </w:r>
-      <w:r>
-        <w:t xml:space="preserve">(Curty 2016, p. 92)</w:t>
-      </w:r>
-      <w:r>
-        <w:t xml:space="preserve">. Successful reuse, however, is dependent on many factors besides sharing research output, including transparency and reliability of the underlying data and the methods used.</w:t>
-      </w:r>
-    </w:p>
-    <w:p>
-      <w:pPr>
-        <w:pStyle w:val="Textkrper"/>
-      </w:pPr>
-      <w:r>
-        <w:t xml:space="preserve">In this article, we will first define the different aspects of reproducibility that we are concerned with as archaeometallurgists and outline a number of current solutions and initiatives to improve reproducibility in the archaeological sciences and broader academia. Based on this overview, we present a 13-stage reproducibility index designed to check academic publications on aspects of re-usability, replicability of protocols and reproducibility of data and results. While exclusively archaeometallurgical studies were checked due to the background of the authors, the results are assumed to reflect current common practices in the wider archaeological sciences, because the same concerns with regards to e.g. sampling apply and generally the same or comparable analytical methods are employed. Finally, the results of this index will be discussed and some recommendations will be presented for improvements in archaeometric research and publishing standards with regards to reproducibility.</w:t>
-      </w:r>
-    </w:p>
-    <w:bookmarkStart w:id="24" w:name="definitions-of-reproducibility"/>
-    <w:p>
-      <w:pPr>
-        <w:pStyle w:val="berschrift2"/>
-      </w:pPr>
-      <w:r>
-        <w:t xml:space="preserve">Definitions of reproducibility</w:t>
-      </w:r>
-    </w:p>
-    <w:p>
-      <w:pPr>
-        <w:pStyle w:val="FirstParagraph"/>
-      </w:pPr>
-      <w:r>
-        <w:t xml:space="preserve">Reproducibility, replicability and repeatability, while often used synonymously, can be applied to a range of different yet related definitions [</w:t>
-      </w:r>
-      <w:r>
-        <w:t xml:space="preserve">Barba (2018)</w:t>
-      </w:r>
-      <w:r>
-        <w:t xml:space="preserve">; Matarese 2022, 650]. We approach these terms firmly from a practitioner’s perspective: Can I recreate the results of a study with the information provided in its publication? This approach addresses three different types of reproducibility: reproducibility of the (analytical) methods, reproducibility of the results (defined here as the publication output), and as a subfield of the latter, computational reproducibility. We broadly follow the Method‑Result‑Inferential Reproducibility taxonomy as outlined by Matarese (2022, 651), which combines two aspects of replicability: the availability of information necessary to reproduce a study and the passing of a replication test, in which a copy of the original study arrives at the same conclusion (Matarese 2022, 651). Within this taxonomy, Matarese defines the baseline for method reproducibility as full disclosure of the “details of the experiment’s or study’s procedure” (Matarese 2022, 651), while result reproducibility applies to any works where “the very same outcome is obtained by following the same procedure as closely as possible” (Matarese 2022, 651).</w:t>
-      </w:r>
-    </w:p>
-    <w:p>
-      <w:pPr>
-        <w:pStyle w:val="Textkrper"/>
-      </w:pPr>
-      <w:r>
-        <w:t xml:space="preserve">Our specific terminology, however, is informed foremost by the nature of the archaeometric sciences as it is defined by its aims, data pipelines and often destructive sampling methodology. Replicability, for instance, has long been a cornerstone of archaeological studies and is generally used more to refer specifically to the replication of the results of a study with different data or methods</w:t>
-      </w:r>
-      <w:r>
-        <w:t xml:space="preserve"> </w:t>
-      </w:r>
-      <w:r>
-        <w:t xml:space="preserve">(Plesser 2018, p. 3)</w:t>
-      </w:r>
-      <w:r>
-        <w:t xml:space="preserve">, in other words hypothesis testing. Inter-laboratory reproducibility is often invoked in discussions on the use of certified reference materials</w:t>
-      </w:r>
-      <w:r>
-        <w:t xml:space="preserve"> </w:t>
-      </w:r>
-      <w:r>
-        <w:t xml:space="preserve">(Hancock and Carter 2010; Heginbotham and Solé 2017; Heginbotham et al. 2019; Lin et al. 2023)</w:t>
-      </w:r>
-      <w:r>
-        <w:t xml:space="preserve"> </w:t>
-      </w:r>
-      <w:r>
-        <w:t xml:space="preserve">or to showcase repeated analyses by different laboratories to illustrate the reliability and consistency of a particular methodology</w:t>
-      </w:r>
-      <w:r>
-        <w:t xml:space="preserve"> </w:t>
-      </w:r>
-      <w:r>
-        <w:t xml:space="preserve">(Calvo-Rathert et al. 2019)</w:t>
-      </w:r>
-      <w:r>
-        <w:t xml:space="preserve">. Other archaeometric studies use the term reproducibility to reflect internal repeatability or accuracy of results</w:t>
-      </w:r>
-      <w:r>
-        <w:t xml:space="preserve"> </w:t>
-      </w:r>
-      <w:r>
-        <w:t xml:space="preserve">(Ma et al. 2011; Bayliss and Marshall 2019)</w:t>
-      </w:r>
-      <w:r>
-        <w:t xml:space="preserve">, to test the accuracy of particular analytical methods through other methods</w:t>
-      </w:r>
-      <w:r>
-        <w:t xml:space="preserve"> </w:t>
-      </w:r>
-      <w:r>
-        <w:t xml:space="preserve">(Kim et al. 2023)</w:t>
-      </w:r>
-      <w:r>
-        <w:t xml:space="preserve"> </w:t>
-      </w:r>
-      <w:r>
-        <w:t xml:space="preserve">or to argue for external reproducibility through the use of Certified Reference Materials (CRMs)</w:t>
-      </w:r>
-      <w:r>
-        <w:t xml:space="preserve"> </w:t>
-      </w:r>
-      <w:r>
-        <w:t xml:space="preserve">(Ponting et al. 2003)</w:t>
-      </w:r>
-      <w:r>
-        <w:t xml:space="preserve">.</w:t>
-      </w:r>
-    </w:p>
-    <w:p>
-      <w:pPr>
-        <w:pStyle w:val="Textkrper"/>
-      </w:pPr>
-      <w:r>
-        <w:t xml:space="preserve">Reproducibility of the results then, in the strictest sense, refers to rerunning an experiment with the same materials, methods and techniques provided in the publication to see whether the same output is generated (similar to inter-laboratory interoperability). As</w:t>
-      </w:r>
-      <w:r>
-        <w:t xml:space="preserve"> </w:t>
-      </w:r>
-      <w:r>
-        <w:t xml:space="preserve">Steckler (2015)</w:t>
-      </w:r>
-      <w:r>
-        <w:t xml:space="preserve"> </w:t>
-      </w:r>
-      <w:r>
-        <w:t xml:space="preserve">points out, the required detailed information to fully reproduce experiments is lacking in many publications. He further emphasises the importance of detailed methodological descriptions for areas of study where tests and protocols may be less standardised or where the current state of scholarship is characterised by a high variability of experimental design or methodological approach. Given that the re-analysis of archaeological artefacts is rare, we employ this aspect of reproducibility more to the stages of research that follow data collection: data treatment, analysis and presentation; in essence the output of a publication rather than its results in the form of analytical data.</w:t>
-      </w:r>
-    </w:p>
-    <w:p>
-      <w:pPr>
-        <w:pStyle w:val="Textkrper"/>
-      </w:pPr>
-      <w:r>
-        <w:t xml:space="preserve">Reproducibility of method may be more accurately called, at least in the context of this study, procedural or analytical reproducibility and concerns the total sum of analytical methods and protocols employed in a study. For a publication to be fully reproducible in this regard, the methods section would include all necessary detail regarding experiment design and sampling and the analytical protocols for these procedures to be exactly repeated by another researcher</w:t>
-      </w:r>
-      <w:r>
-        <w:t xml:space="preserve"> </w:t>
-      </w:r>
-      <w:r>
-        <w:t xml:space="preserve">(Plesser 2018, p. 3)</w:t>
-      </w:r>
-      <w:r>
-        <w:t xml:space="preserve">. In this sense, analytical reproducibility also addresses aspects of re-usability: when presented with a detailed methods section, potential re-users are better equipped to make an informed choice about whether a particular dataset is close enough to their own in terms of methods, precision and accuracy to be useful as a comparative dataset. Some methodological aspects that make archaeometric research more reproducible also target interoperability, for instance data normalisation or the inclusion of CRMs</w:t>
-      </w:r>
-      <w:r>
-        <w:t xml:space="preserve"> </w:t>
-      </w:r>
-      <w:r>
-        <w:t xml:space="preserve">(Hancock and Carter 2010; Heginbotham and Solé 2017; Heginbotham et al. 2019; Lin et al. 2023)</w:t>
-      </w:r>
-      <w:r>
-        <w:t xml:space="preserve">.</w:t>
-      </w:r>
-    </w:p>
-    <w:p>
-      <w:pPr>
-        <w:pStyle w:val="Textkrper"/>
-      </w:pPr>
-      <w:r>
-        <w:t xml:space="preserve">Computational and statistical reproducibility describe whether data cleaning, transformations and calculations can be followed step-by-step. In addition, information about the software, its dependencies, and their specific versions, i.e., the computational environment, is required. Although the archaeological sciences do not seem to be particularly computation-heavy on the first glance, big data approaches and multi-variate statistical approaches and modelling are becoming increasingly common (Shadmeir and Mostafaei 2016; Crema 2025; Baxter 2015), making computational reproducibility essential. Differences in how precisely a software calculates certain values or which algorithms are used can lead to different results, necessitating the recording of each decision. In an ideal scenario, the individual steps are best shared as script and start from the raw data [Marwick various2025;</w:t>
-      </w:r>
-      <w:r>
-        <w:t xml:space="preserve"> </w:t>
-      </w:r>
-      <w:r>
         <w:t xml:space="preserve">Marwick et al. (2018)</w:t>
       </w:r>
       <w:r>
-        <w:t xml:space="preserve">;</w:t>
-      </w:r>
-      <w:r>
-        <w:t xml:space="preserve"> </w:t>
-      </w:r>
-      <w:r>
-        <w:t xml:space="preserve">Nüst et al. (2020)</w:t>
-      </w:r>
-      <w:r>
-        <w:t xml:space="preserve">]. Computational reproducibility then also facilitates what some have dubbed empirical reproducibility: the transferability of code to new data and to other domains for achieving similar results [</w:t>
-      </w:r>
-      <w:r>
-        <w:t xml:space="preserve">Bilotti et al. (2024)</w:t>
-      </w:r>
-      <w:r>
-        <w:t xml:space="preserve">, 2; cf.</w:t>
-      </w:r>
-      <w:r>
-        <w:t xml:space="preserve"> </w:t>
-      </w:r>
-      <w:r>
-        <w:t xml:space="preserve">Marwick (2017a)</w:t>
-      </w:r>
-      <w:r>
-        <w:t xml:space="preserve">;</w:t>
-      </w:r>
-      <w:r>
-        <w:t xml:space="preserve"> </w:t>
-      </w:r>
-      <w:r>
-        <w:t xml:space="preserve">Marwick et al. (2018)</w:t>
-      </w:r>
-      <w:r>
-        <w:t xml:space="preserve">; Marwick et al. 2016). Understanding software applications as research objects, subject to FAIR principles</w:t>
+        <w:t xml:space="preserve">). Understanding software applications as research objects, subject to FAIR principles</w:t>
       </w:r>
       <w:r>
         <w:t xml:space="preserve"> </w:t>
@@ -720,7 +720,7 @@
         <w:t xml:space="preserve"> </w:t>
       </w:r>
       <w:r>
-        <w:t xml:space="preserve">(@ Klingner et al. 2022)</w:t>
+        <w:t xml:space="preserve">(Klingner et al. 2022)</w:t>
       </w:r>
       <w:r>
         <w:t xml:space="preserve">.</w:t>
@@ -874,7 +874,16 @@
         <w:pStyle w:val="Textkrper"/>
       </w:pPr>
       <w:r>
-        <w:t xml:space="preserve">A wide range of tools is already available for addressing especially the more formal computational and statistical aspects of reproducibility identified in these studies. Multiple openly accessible tools are available for the documentation of code and its embedding in interpretative narratives, such as Jupyter notebooks [samuel_computational_2024], the R packages knitr</w:t>
+        <w:t xml:space="preserve">A wide range of tools is already available for addressing especially the more formal computational and statistical aspects of reproducibility identified in these studies. Multiple openly accessible tools are available for the documentation of code and its embedding in interpretative narratives, such as Jupyter notebooks</w:t>
+      </w:r>
+      <w:r>
+        <w:t xml:space="preserve"> </w:t>
+      </w:r>
+      <w:r>
+        <w:t xml:space="preserve">(Samuel and Mietchen 2024)</w:t>
+      </w:r>
+      <w:r>
+        <w:t xml:space="preserve">, the R packages knitr</w:t>
       </w:r>
       <w:r>
         <w:t xml:space="preserve"> </w:t>
@@ -925,7 +934,16 @@
         <w:t xml:space="preserve">(rrtools: Marwick et al. 2019)</w:t>
       </w:r>
       <w:r>
-        <w:t xml:space="preserve">. Increasingly, non-profit solutions for version control such as git are becoming popular in academic work, and packages facilitate access to them [e.g., workflowr: blischak_workflowr_2018]. Most of the mentioned examples are taken from the ecosystem around the freely available language for statistical computing and graphics R</w:t>
+        <w:t xml:space="preserve">. Increasingly, non-profit solutions for version control such as git are becoming popular in academic work, and packages facilitate access to them</w:t>
+      </w:r>
+      <w:r>
+        <w:t xml:space="preserve"> </w:t>
+      </w:r>
+      <w:r>
+        <w:t xml:space="preserve">(e.g., workflowr: Blischak et al. 2018)</w:t>
+      </w:r>
+      <w:r>
+        <w:t xml:space="preserve">. Most of the mentioned examples are taken from the ecosystem around the freely available language for statistical computing and graphics R</w:t>
       </w:r>
       <w:r>
         <w:t xml:space="preserve"> </w:t>
@@ -1700,16 +1718,19 @@
         <w:pStyle w:val="FirstParagraph"/>
       </w:pPr>
       <w:r>
-        <w:t xml:space="preserve">This review focuses on papers published between November 24, 2024 and January 31, 2026 that made an original contribution to the field of archaeometallurgy in terms of compositional, elemental or isotopic data in a peer-reviewed journal. This last criterion enabled us to discuss compliance with data availability statements (see</w:t>
-      </w:r>
-      <w:r>
-        <w:t xml:space="preserve"> </w:t>
-      </w:r>
-      <w:r>
-        <w:t xml:space="preserve">Marwick (2025)</w:t>
-      </w:r>
-      <w:r>
-        <w:t xml:space="preserve">) and to track the increasing use digital supplements for supporting materials that are still largely out of scope for printed monographs or edited volumes.</w:t>
+        <w:t xml:space="preserve">This review focuses on papers published between November 24, 2024 and January 31, 2026 that made an original contribution to the field of archaeometallurgy in terms of compositional, elemental or isotopic data in a peer-reviewed journal. This last criterion enabled us to discuss compliance with data availability statements</w:t>
+      </w:r>
+      <w:r>
+        <w:t xml:space="preserve"> </w:t>
+      </w:r>
+      <w:r>
+        <w:t xml:space="preserve">(see Marwick 2025)</w:t>
+      </w:r>
+      <w:r>
+        <w:t xml:space="preserve"> </w:t>
+      </w:r>
+      <w:r>
+        <w:t xml:space="preserve">and to track the increasing use digital supplements for supporting materials that are still largely out of scope for printed monographs or edited volumes.</w:t>
       </w:r>
     </w:p>
     <w:p>
@@ -3943,7 +3964,7 @@
         <w:pStyle w:val="FirstParagraph"/>
       </w:pPr>
       <w:r>
-        <w:t xml:space="preserve">The majority of publications surveyed did not employ any advanced forms of multi-variate statistics. Within those that did, the most common types were: factor analysis, cluster analysis, linear discriminant analysis (LDA) and PCA (Shadmeir and Mostafaei 2016; Baxter 2015). Although in most cases the specific type of analysis is indicated (such as Ward’s method for HCA), this was not always included, such as in the case of a correlation matrix which did not specify what type of correlation methods (Spearman, Pearson, etc.) was applied.</w:t>
+        <w:t xml:space="preserve">The majority of publications surveyed did not employ any advanced forms of multi-variate statistics. Within those that did, the most common types were: factor analysis, cluster analysis, linear discriminant analysis (LDA) and PCA (Shadmehr and Mostafaei 2016; Baxter 1994). Although in most cases the specific type of analysis is indicated (such as Ward’s method for HCA), this was not always included, such as in the case of a correlation matrix which did not specify what type of correlation methods (Spearman, Pearson, etc.) was applied.</w:t>
       </w:r>
     </w:p>
     <w:p>
@@ -3994,7 +4015,7 @@
         <w:pStyle w:val="FirstParagraph"/>
       </w:pPr>
       <w:r>
-        <w:t xml:space="preserve">The common reason for irreproducibility of PCA biplots, clustering dendrograms and normalised log-transformed graphs is insufficient detail on data transformation and statistical treatments. In the majority of these cases, reproducing the statistics, let alone the visualisations, fell at the first hurdle as publications did not specify how missing values, zeroes, or results that fell below the limit of detection (commonly indicated non-numerically as “&lt;LOD” or “bdl”) were handled. In the cases where no such values are present, the parameters for the following steps in data transformation are often not reported. Very few publications using multi-variate statistics openly discuss scaling of data prior to analysis, for example.</w:t>
+        <w:t xml:space="preserve">The common reason for irreproducibility of PCA biplots, clustering dendrograms and normalised log-transformed graphs is insufficient detail on data transformation and statistical treatments. In the majority of these cases, reproducing the statistics, let alone the visualisations, fell at the first hurdle as publications did not specify how missing values, zeroes, or results that fell below the limit of detection (commonly indicated non-numerically as “&lt;LOD” or “bdl”) were handled. In the cases where no such values are present, the parameters for the following steps in data transformation were often not reported. Very few publications using multi-variate statistics openly discuss scaling of data prior to analysis, for example.</w:t>
       </w:r>
     </w:p>
     <w:p>
@@ -4002,7 +4023,7 @@
         <w:pStyle w:val="Textkrper"/>
       </w:pPr>
       <w:r>
-        <w:t xml:space="preserve">As scaling compositional data is considered best practice for PCA, we included this as standard procedure in our reproduction attempt, although in the end it was found that this was not always the approach taken by the studies we tried to reproduce. We will illustrate one example of PCA application here, where only the data (which did not contain missing or zero values) were provided with some instructions on data treatment.</w:t>
+        <w:t xml:space="preserve">Here, we wish to illustrate this for the use of PCA in compositional studies. As only the end product, the biplot is typically published, that is what our reproduction effort has focused on, working on the assumption that a matching plot equals a matching computational analysis. Our chosen case provided both the data (which did not contain missing or zero values) and some instructions on data treatment.</w:t>
       </w:r>
     </w:p>
     <w:tbl>
@@ -4148,7 +4169,7 @@
         <w:t xml:space="preserve"> </w:t>
       </w:r>
       <w:r>
-        <w:t xml:space="preserve">and used to perform a series of six different PCAs, experimenting with different parameters across two standard R functions for PCA:</w:t>
+        <w:t xml:space="preserve">and used to perform a series of six different PCAs, experimenting with different parameters across the two most commonly used R functions for PCA:</w:t>
       </w:r>
       <w:r>
         <w:t xml:space="preserve"> </w:t>
@@ -4185,6 +4206,14 @@
         <w:pStyle w:val="Textkrper"/>
       </w:pPr>
       <w:r>
+        <w:t xml:space="preserve">As this was not specified in the original publication, the PCA was calculated for both the covariance and the correlation matrix, and both were run with centered and uncentered data.</w:t>
+      </w:r>
+    </w:p>
+    <w:p>
+      <w:pPr>
+        <w:pStyle w:val="Textkrper"/>
+      </w:pPr>
+      <w:r>
         <w:t xml:space="preserve">For</w:t>
       </w:r>
       <w:r>
@@ -4224,7 +4253,7 @@
         </w:numPr>
       </w:pPr>
       <w:r>
-        <w:t xml:space="preserve">scaled data, centered</w:t>
+        <w:t xml:space="preserve">scaled data, centered (correlation)</w:t>
       </w:r>
     </w:p>
     <w:p>
@@ -4236,7 +4265,7 @@
         </w:numPr>
       </w:pPr>
       <w:r>
-        <w:t xml:space="preserve">unscaled data, centered</w:t>
+        <w:t xml:space="preserve">unscaled data, centered (covariance)</w:t>
       </w:r>
     </w:p>
     <w:p>
@@ -4315,7 +4344,7 @@
         </w:numPr>
       </w:pPr>
       <w:r>
-        <w:t xml:space="preserve">scaled data, centered</w:t>
+        <w:t xml:space="preserve">scaled data, centered (correlation)</w:t>
       </w:r>
     </w:p>
     <w:p>
@@ -4327,7 +4356,7 @@
         </w:numPr>
       </w:pPr>
       <w:r>
-        <w:t xml:space="preserve">unscaled data, centered</w:t>
+        <w:t xml:space="preserve">unscaled data, centered (covariance)</w:t>
       </w:r>
     </w:p>
     <w:p>
@@ -4339,7 +4368,7 @@
         </w:numPr>
       </w:pPr>
       <w:r>
-        <w:t xml:space="preserve">scaled data, but uncentered</w:t>
+        <w:t xml:space="preserve">scaled data, but uncentered (correlation)</w:t>
       </w:r>
     </w:p>
     <w:p>
@@ -4351,7 +4380,7 @@
         </w:numPr>
       </w:pPr>
       <w:r>
-        <w:t xml:space="preserve">unscaled data, uncentered</w:t>
+        <w:t xml:space="preserve">unscaled data, uncentered (covariance)</w:t>
       </w:r>
     </w:p>
     <w:p>
@@ -4372,23 +4401,7 @@
         <w:t xml:space="preserve">prcomp()</w:t>
       </w:r>
       <w:r>
-        <w:t xml:space="preserve">, higher overall contribution percentages were achieved than the original graph (up to 68.9% on the x-axis). Option 1 using</w:t>
-      </w:r>
-      <w:r>
-        <w:t xml:space="preserve"> </w:t>
-      </w:r>
-      <w:r>
-        <w:rPr>
-          <w:i/>
-          <w:iCs/>
-        </w:rPr>
-        <w:t xml:space="preserve">prcomp()</w:t>
-      </w:r>
-      <w:r>
-        <w:t xml:space="preserve"> </w:t>
-      </w:r>
-      <w:r>
-        <w:t xml:space="preserve">was the closest mathematical match to the original graph (28.8% and 14.9% on x- and y-axis respectively, compared to the original 29.3% and 11.3%). Because of the mathematical mismatch, full reproduction of the colour-coding according to the archaeological metadata was not attempted.</w:t>
+        <w:t xml:space="preserve">, higher overall contribution percentages were achieved than the original graph. The correlation calculations on centered data were the closest mathematical matches to the original graph (28.8% and 14.9% on x- and y-axis respectively, compared to the original 29.3% and 11.3%). Because of the mathematical mismatch, full reproduction of the colour-coding according to the archaeological metadata was not attempted.</w:t>
       </w:r>
     </w:p>
     <w:p>
@@ -4396,7 +4409,16 @@
         <w:pStyle w:val="Textkrper"/>
       </w:pPr>
       <w:r>
-        <w:t xml:space="preserve">On the other end of the reproducibility spectrum for multi-variate statistics visualisations are two cases, which are highlighted here as examples of excellent practice. Both include include the hard-coded data pipeline in fully commented R code files as supplements [Erb-Satullo and Klymchuk 2025;</w:t>
+        <w:t xml:space="preserve">On the other end of the reproducibility spectrum for multi-variate statistics visualisations are two cases, which are highlighted here as examples of excellent practice. Both include include the hard-coded data pipeline in fully commented R code files as supplements</w:t>
+      </w:r>
+      <w:r>
+        <w:t xml:space="preserve"> </w:t>
+      </w:r>
+      <w:r>
+        <w:t xml:space="preserve">(Stodolová et al. 2025; Erb-Satullo and Klymchuk 2025)</w:t>
+      </w:r>
+      <w:r>
+        <w:t xml:space="preserve">. This meant any choices regarding data selection, normalisation (e.g. for ternary diagrams), scaling or handling missing values were all documented and easy to follow for the outsider.</w:t>
       </w:r>
       <w:r>
         <w:t xml:space="preserve"> </w:t>
@@ -4405,19 +4427,22 @@
         <w:t xml:space="preserve">Stodolová et al. (2025)</w:t>
       </w:r>
       <w:r>
-        <w:t xml:space="preserve">]. This meant any choices regarding data selection, normalisation (e.g. for ternary diagrams), scaling or handling missing values were all documented and easy to follow for the outsider.</w:t>
-      </w:r>
-      <w:r>
-        <w:t xml:space="preserve"> </w:t>
-      </w:r>
-      <w:r>
-        <w:t xml:space="preserve">Stodolová et al. (2025)</w:t>
-      </w:r>
-      <w:r>
-        <w:t xml:space="preserve"> </w:t>
-      </w:r>
-      <w:r>
-        <w:t xml:space="preserve">in particular provided a wealth of information for HCA and PCA, as well as providing individualised code for additional graphs that were not included in the paper, effectively using the code supplement as an additional analytical offering. One other publication (Lachenal et al. 2025) included full variance tables and eigenvalues for their PCA work in their supplement, enabling very straightforward reproduction of the original graphs. The calculation of these values was also possible with minor experimentation.</w:t>
+        <w:t xml:space="preserve"> </w:t>
+      </w:r>
+      <w:r>
+        <w:t xml:space="preserve">in particular provided a wealth of information for HCA and PCA, as well as providing individualised code for additional graphs that were not included in the paper, effectively using the code supplement as an additional analytical offering. One other publication</w:t>
+      </w:r>
+      <w:r>
+        <w:t xml:space="preserve"> </w:t>
+      </w:r>
+      <w:r>
+        <w:t xml:space="preserve">(Lachenal et al. 2026)</w:t>
+      </w:r>
+      <w:r>
+        <w:t xml:space="preserve"> </w:t>
+      </w:r>
+      <w:r>
+        <w:t xml:space="preserve">included full variance tables and eigenvalues for their PCA work in their supplement, enabling very straightforward reproduction of the original graphs. The calculation of these values was also possible with minor experimentation.</w:t>
       </w:r>
     </w:p>
     <w:bookmarkEnd w:id="69"/>
@@ -5022,7 +5047,7 @@
         <w:pStyle w:val="FirstParagraph"/>
       </w:pPr>
       <w:r>
-        <w:t xml:space="preserve">Survey results, including comments for each score as well as all code created in the study are made available on as data compendium on Zenodo (&lt;##DOI##&gt;) and as</w:t>
+        <w:t xml:space="preserve">Survey results, including comments for each score as well as all code created in the study are made available on as data compendium on Zenodo (&lt;###DOI###&gt;) and as</w:t>
       </w:r>
       <w:r>
         <w:t xml:space="preserve"> </w:t>
@@ -5083,7 +5108,7 @@
     </w:p>
     <w:bookmarkEnd w:id="94"/>
     <w:bookmarkEnd w:id="95"/>
-    <w:bookmarkStart w:id="251" w:name="references"/>
+    <w:bookmarkStart w:id="269" w:name="references"/>
     <w:p>
       <w:pPr>
         <w:pStyle w:val="berschrift1"/>
@@ -5092,7 +5117,7 @@
         <w:t xml:space="preserve">References</w:t>
       </w:r>
     </w:p>
-    <w:bookmarkStart w:id="250" w:name="refs"/>
+    <w:bookmarkStart w:id="268" w:name="refs"/>
     <w:bookmarkStart w:id="97" w:name="ref-abdill_how-guide_2024"/>
     <w:p>
       <w:pPr>
@@ -5433,12 +5458,49 @@
       </w:hyperlink>
     </w:p>
     <w:bookmarkEnd w:id="110"/>
-    <w:bookmarkStart w:id="112" w:name="ref-baxter_testing_1998"/>
+    <w:bookmarkStart w:id="111" w:name="ref-baxter_exploratory_1994"/>
     <w:p>
       <w:pPr>
         <w:pStyle w:val="Literaturverzeichnis"/>
       </w:pPr>
       <w:r>
+        <w:t xml:space="preserve">Baxter MJ (1994) Exploratory</w:t>
+      </w:r>
+      <w:r>
+        <w:t xml:space="preserve"> </w:t>
+      </w:r>
+      <w:r>
+        <w:t xml:space="preserve">Multivariate</w:t>
+      </w:r>
+      <w:r>
+        <w:t xml:space="preserve"> </w:t>
+      </w:r>
+      <w:r>
+        <w:t xml:space="preserve">Analysis</w:t>
+      </w:r>
+      <w:r>
+        <w:t xml:space="preserve"> </w:t>
+      </w:r>
+      <w:r>
+        <w:t xml:space="preserve">in</w:t>
+      </w:r>
+      <w:r>
+        <w:t xml:space="preserve"> </w:t>
+      </w:r>
+      <w:r>
+        <w:t xml:space="preserve">Archaeology</w:t>
+      </w:r>
+      <w:r>
+        <w:t xml:space="preserve">. Edinburgh University Press, Edinburgh</w:t>
+      </w:r>
+    </w:p>
+    <w:bookmarkEnd w:id="111"/>
+    <w:bookmarkStart w:id="113" w:name="ref-baxter_testing_1998"/>
+    <w:p>
+      <w:pPr>
+        <w:pStyle w:val="Literaturverzeichnis"/>
+      </w:pPr>
+      <w:r>
         <w:t xml:space="preserve">Baxter MJ, Gale NH (1998) Testing for multivariate normality via univariate tests:</w:t>
       </w:r>
       <w:r>
@@ -5456,7 +5518,7 @@
       <w:r>
         <w:t xml:space="preserve"> </w:t>
       </w:r>
-      <w:hyperlink r:id="rId111">
+      <w:hyperlink r:id="rId112">
         <w:r>
           <w:rPr>
             <w:rStyle w:val="Hyperlink"/>
@@ -5465,8 +5527,8 @@
         </w:r>
       </w:hyperlink>
     </w:p>
-    <w:bookmarkEnd w:id="112"/>
-    <w:bookmarkStart w:id="114" w:name="ref-bayliss_confessions_2019"/>
+    <w:bookmarkEnd w:id="113"/>
+    <w:bookmarkStart w:id="115" w:name="ref-bayliss_confessions_2019"/>
     <w:p>
       <w:pPr>
         <w:pStyle w:val="Literaturverzeichnis"/>
@@ -5543,7 +5605,7 @@
       <w:r>
         <w:t xml:space="preserve"> </w:t>
       </w:r>
-      <w:hyperlink r:id="rId113">
+      <w:hyperlink r:id="rId114">
         <w:r>
           <w:rPr>
             <w:rStyle w:val="Hyperlink"/>
@@ -5552,8 +5614,8 @@
         </w:r>
       </w:hyperlink>
     </w:p>
-    <w:bookmarkEnd w:id="114"/>
-    <w:bookmarkStart w:id="116" w:name="ref-begley_reproducibility_2015"/>
+    <w:bookmarkEnd w:id="115"/>
+    <w:bookmarkStart w:id="117" w:name="ref-begley_reproducibility_2015"/>
     <w:p>
       <w:pPr>
         <w:pStyle w:val="Literaturverzeichnis"/>
@@ -5624,7 +5686,7 @@
       <w:r>
         <w:t xml:space="preserve"> </w:t>
       </w:r>
-      <w:hyperlink r:id="rId115">
+      <w:hyperlink r:id="rId116">
         <w:r>
           <w:rPr>
             <w:rStyle w:val="Hyperlink"/>
@@ -5633,8 +5695,8 @@
         </w:r>
       </w:hyperlink>
     </w:p>
-    <w:bookmarkEnd w:id="116"/>
-    <w:bookmarkStart w:id="118" w:name="ref-bertin_creating_2021"/>
+    <w:bookmarkEnd w:id="117"/>
+    <w:bookmarkStart w:id="119" w:name="ref-bertin_creating_2021"/>
     <w:p>
       <w:pPr>
         <w:pStyle w:val="Literaturverzeichnis"/>
@@ -5669,7 +5731,7 @@
       <w:r>
         <w:t xml:space="preserve"> </w:t>
       </w:r>
-      <w:hyperlink r:id="rId117">
+      <w:hyperlink r:id="rId118">
         <w:r>
           <w:rPr>
             <w:rStyle w:val="Hyperlink"/>
@@ -5678,8 +5740,8 @@
         </w:r>
       </w:hyperlink>
     </w:p>
-    <w:bookmarkEnd w:id="118"/>
-    <w:bookmarkStart w:id="120" w:name="ref-bilotti_point_2024"/>
+    <w:bookmarkEnd w:id="119"/>
+    <w:bookmarkStart w:id="121" w:name="ref-bilotti_point_2024"/>
     <w:p>
       <w:pPr>
         <w:pStyle w:val="Literaturverzeichnis"/>
@@ -5723,7 +5785,7 @@
       <w:r>
         <w:t xml:space="preserve"> </w:t>
       </w:r>
-      <w:hyperlink r:id="rId119">
+      <w:hyperlink r:id="rId120">
         <w:r>
           <w:rPr>
             <w:rStyle w:val="Hyperlink"/>
@@ -5732,19 +5794,136 @@
         </w:r>
       </w:hyperlink>
     </w:p>
-    <w:bookmarkEnd w:id="120"/>
-    <w:bookmarkStart w:id="122" w:name="ref-brito_recommendations_2020"/>
+    <w:bookmarkEnd w:id="121"/>
+    <w:bookmarkStart w:id="123" w:name="ref-blischak_workflowr_2018"/>
     <w:p>
       <w:pPr>
         <w:pStyle w:val="Literaturverzeichnis"/>
       </w:pPr>
       <w:r>
+        <w:t xml:space="preserve">Blischak J, Carbonetto P, Stephens M (2018)</w:t>
+      </w:r>
+      <w:r>
+        <w:t xml:space="preserve"> </w:t>
+      </w:r>
+      <w:hyperlink r:id="rId122">
+        <w:r>
+          <w:rPr>
+            <w:rStyle w:val="Hyperlink"/>
+          </w:rPr>
+          <w:t xml:space="preserve">Workflowr:</w:t>
+        </w:r>
+        <w:r>
+          <w:rPr>
+            <w:rStyle w:val="Hyperlink"/>
+          </w:rPr>
+          <w:t xml:space="preserve"> </w:t>
+        </w:r>
+        <w:r>
+          <w:rPr>
+            <w:rStyle w:val="Hyperlink"/>
+          </w:rPr>
+          <w:t xml:space="preserve">A</w:t>
+        </w:r>
+        <w:r>
+          <w:rPr>
+            <w:rStyle w:val="Hyperlink"/>
+          </w:rPr>
+          <w:t xml:space="preserve"> </w:t>
+        </w:r>
+        <w:r>
+          <w:rPr>
+            <w:rStyle w:val="Hyperlink"/>
+          </w:rPr>
+          <w:t xml:space="preserve">Framework</w:t>
+        </w:r>
+        <w:r>
+          <w:rPr>
+            <w:rStyle w:val="Hyperlink"/>
+          </w:rPr>
+          <w:t xml:space="preserve"> </w:t>
+        </w:r>
+        <w:r>
+          <w:rPr>
+            <w:rStyle w:val="Hyperlink"/>
+          </w:rPr>
+          <w:t xml:space="preserve">for</w:t>
+        </w:r>
+        <w:r>
+          <w:rPr>
+            <w:rStyle w:val="Hyperlink"/>
+          </w:rPr>
+          <w:t xml:space="preserve"> </w:t>
+        </w:r>
+        <w:r>
+          <w:rPr>
+            <w:rStyle w:val="Hyperlink"/>
+          </w:rPr>
+          <w:t xml:space="preserve">Reproducible</w:t>
+        </w:r>
+        <w:r>
+          <w:rPr>
+            <w:rStyle w:val="Hyperlink"/>
+          </w:rPr>
+          <w:t xml:space="preserve"> </w:t>
+        </w:r>
+        <w:r>
+          <w:rPr>
+            <w:rStyle w:val="Hyperlink"/>
+          </w:rPr>
+          <w:t xml:space="preserve">and</w:t>
+        </w:r>
+        <w:r>
+          <w:rPr>
+            <w:rStyle w:val="Hyperlink"/>
+          </w:rPr>
+          <w:t xml:space="preserve"> </w:t>
+        </w:r>
+        <w:r>
+          <w:rPr>
+            <w:rStyle w:val="Hyperlink"/>
+          </w:rPr>
+          <w:t xml:space="preserve">Collaborative</w:t>
+        </w:r>
+        <w:r>
+          <w:rPr>
+            <w:rStyle w:val="Hyperlink"/>
+          </w:rPr>
+          <w:t xml:space="preserve"> </w:t>
+        </w:r>
+        <w:r>
+          <w:rPr>
+            <w:rStyle w:val="Hyperlink"/>
+          </w:rPr>
+          <w:t xml:space="preserve">Data</w:t>
+        </w:r>
+        <w:r>
+          <w:rPr>
+            <w:rStyle w:val="Hyperlink"/>
+          </w:rPr>
+          <w:t xml:space="preserve"> </w:t>
+        </w:r>
+        <w:r>
+          <w:rPr>
+            <w:rStyle w:val="Hyperlink"/>
+          </w:rPr>
+          <w:t xml:space="preserve">Science</w:t>
+        </w:r>
+      </w:hyperlink>
+    </w:p>
+    <w:bookmarkEnd w:id="123"/>
+    <w:bookmarkStart w:id="125" w:name="ref-brito_recommendations_2020"/>
+    <w:p>
+      <w:pPr>
+        <w:pStyle w:val="Literaturverzeichnis"/>
+      </w:pPr>
+      <w:r>
         <w:t xml:space="preserve">Brito JJ, Li J, Moore JH, et al (2020) Recommendations to enhance rigor and reproducibility in biomedical research. GigaScience 9:giaa056.</w:t>
       </w:r>
       <w:r>
         <w:t xml:space="preserve"> </w:t>
       </w:r>
-      <w:hyperlink r:id="rId121">
+      <w:hyperlink r:id="rId124">
         <w:r>
           <w:rPr>
             <w:rStyle w:val="Hyperlink"/>
@@ -5753,8 +5932,8 @@
         </w:r>
       </w:hyperlink>
     </w:p>
-    <w:bookmarkEnd w:id="122"/>
-    <w:bookmarkStart w:id="124" w:name="ref-calvo-rathert_reproducibility_2019"/>
+    <w:bookmarkEnd w:id="125"/>
+    <w:bookmarkStart w:id="127" w:name="ref-calvo-rathert_reproducibility_2019"/>
     <w:p>
       <w:pPr>
         <w:pStyle w:val="Literaturverzeichnis"/>
@@ -5765,7 +5944,7 @@
       <w:r>
         <w:t xml:space="preserve"> </w:t>
       </w:r>
-      <w:hyperlink r:id="rId123">
+      <w:hyperlink r:id="rId126">
         <w:r>
           <w:rPr>
             <w:rStyle w:val="Hyperlink"/>
@@ -5774,8 +5953,8 @@
         </w:r>
       </w:hyperlink>
     </w:p>
-    <w:bookmarkEnd w:id="124"/>
-    <w:bookmarkStart w:id="126" w:name="ref-camerer_evaluating_2016"/>
+    <w:bookmarkEnd w:id="127"/>
+    <w:bookmarkStart w:id="129" w:name="ref-camerer_evaluating_2016"/>
     <w:p>
       <w:pPr>
         <w:pStyle w:val="Literaturverzeichnis"/>
@@ -5786,7 +5965,7 @@
       <w:r>
         <w:t xml:space="preserve"> </w:t>
       </w:r>
-      <w:hyperlink r:id="rId125">
+      <w:hyperlink r:id="rId128">
         <w:r>
           <w:rPr>
             <w:rStyle w:val="Hyperlink"/>
@@ -5795,8 +5974,8 @@
         </w:r>
       </w:hyperlink>
     </w:p>
-    <w:bookmarkEnd w:id="126"/>
-    <w:bookmarkStart w:id="128" w:name="ref-case_gnd_guide_2024"/>
+    <w:bookmarkEnd w:id="129"/>
+    <w:bookmarkStart w:id="131" w:name="ref-case_gnd_guide_2024"/>
     <w:p>
       <w:pPr>
         <w:pStyle w:val="Literaturverzeichnis"/>
@@ -5843,7 +6022,7 @@
       <w:r>
         <w:t xml:space="preserve"> </w:t>
       </w:r>
-      <w:hyperlink r:id="rId127">
+      <w:hyperlink r:id="rId130">
         <w:r>
           <w:rPr>
             <w:rStyle w:val="Hyperlink"/>
@@ -5852,8 +6031,8 @@
         </w:r>
       </w:hyperlink>
     </w:p>
-    <w:bookmarkEnd w:id="128"/>
-    <w:bookmarkStart w:id="130" w:name="ref-chamberlain_time_2021"/>
+    <w:bookmarkEnd w:id="131"/>
+    <w:bookmarkStart w:id="133" w:name="ref-chamberlain_time_2021"/>
     <w:p>
       <w:pPr>
         <w:pStyle w:val="Literaturverzeichnis"/>
@@ -5864,7 +6043,7 @@
       <w:r>
         <w:t xml:space="preserve"> </w:t>
       </w:r>
-      <w:hyperlink r:id="rId129">
+      <w:hyperlink r:id="rId132">
         <w:r>
           <w:rPr>
             <w:rStyle w:val="Hyperlink"/>
@@ -5873,8 +6052,8 @@
         </w:r>
       </w:hyperlink>
     </w:p>
-    <w:bookmarkEnd w:id="130"/>
-    <w:bookmarkStart w:id="132" w:name="ref-rcrossref"/>
+    <w:bookmarkEnd w:id="133"/>
+    <w:bookmarkStart w:id="135" w:name="ref-rcrossref"/>
     <w:p>
       <w:pPr>
         <w:pStyle w:val="Literaturverzeichnis"/>
@@ -5885,7 +6064,7 @@
       <w:r>
         <w:t xml:space="preserve"> </w:t>
       </w:r>
-      <w:hyperlink r:id="rId131">
+      <w:hyperlink r:id="rId134">
         <w:r>
           <w:rPr>
             <w:rStyle w:val="Hyperlink"/>
@@ -5894,13 +6073,34 @@
         </w:r>
       </w:hyperlink>
     </w:p>
-    <w:bookmarkEnd w:id="132"/>
-    <w:bookmarkStart w:id="134" w:name="ref-curty_factors_2016"/>
+    <w:bookmarkEnd w:id="135"/>
+    <w:bookmarkStart w:id="137" w:name="ref-crema_statistical_2025"/>
     <w:p>
       <w:pPr>
         <w:pStyle w:val="Literaturverzeichnis"/>
       </w:pPr>
       <w:r>
+        <w:t xml:space="preserve">Crema ER (2025) Statistical modelling in archaeology: Some recent trends and future perspectives. Journal of Archaeological Science 180:106295.</w:t>
+      </w:r>
+      <w:r>
+        <w:t xml:space="preserve"> </w:t>
+      </w:r>
+      <w:hyperlink r:id="rId136">
+        <w:r>
+          <w:rPr>
+            <w:rStyle w:val="Hyperlink"/>
+          </w:rPr>
+          <w:t xml:space="preserve">https://doi.org/10.1016/j.jas.2025.106295</w:t>
+        </w:r>
+      </w:hyperlink>
+    </w:p>
+    <w:bookmarkEnd w:id="137"/>
+    <w:bookmarkStart w:id="139" w:name="ref-curty_factors_2016"/>
+    <w:p>
+      <w:pPr>
+        <w:pStyle w:val="Literaturverzeichnis"/>
+      </w:pPr>
+      <w:r>
         <w:t xml:space="preserve">Curty RG (2016) Factors</w:t>
       </w:r>
       <w:r>
@@ -5972,7 +6172,7 @@
       <w:r>
         <w:t xml:space="preserve"> </w:t>
       </w:r>
-      <w:hyperlink r:id="rId133">
+      <w:hyperlink r:id="rId138">
         <w:r>
           <w:rPr>
             <w:rStyle w:val="Hyperlink"/>
@@ -5981,8 +6181,8 @@
         </w:r>
       </w:hyperlink>
     </w:p>
-    <w:bookmarkEnd w:id="134"/>
-    <w:bookmarkStart w:id="136" w:name="ref-deines_standards_2003"/>
+    <w:bookmarkEnd w:id="139"/>
+    <w:bookmarkStart w:id="141" w:name="ref-deines_standards_2003"/>
     <w:p>
       <w:pPr>
         <w:pStyle w:val="Literaturverzeichnis"/>
@@ -6008,7 +6208,7 @@
       <w:r>
         <w:t xml:space="preserve"> </w:t>
       </w:r>
-      <w:hyperlink r:id="rId135">
+      <w:hyperlink r:id="rId140">
         <w:r>
           <w:rPr>
             <w:rStyle w:val="Hyperlink"/>
@@ -6017,19 +6217,43 @@
         </w:r>
       </w:hyperlink>
     </w:p>
-    <w:bookmarkEnd w:id="136"/>
-    <w:bookmarkStart w:id="138" w:name="ref-ekhtiari_reporting_2025"/>
+    <w:bookmarkEnd w:id="141"/>
+    <w:bookmarkStart w:id="143" w:name="ref-densmore_virtual_2022"/>
     <w:p>
       <w:pPr>
         <w:pStyle w:val="Literaturverzeichnis"/>
       </w:pPr>
       <w:r>
+        <w:t xml:space="preserve">Densmore AL (2022)</w:t>
+      </w:r>
+      <w:r>
+        <w:t xml:space="preserve"> </w:t>
+      </w:r>
+      <w:hyperlink r:id="rId142">
+        <w:r>
+          <w:rPr>
+            <w:rStyle w:val="Hyperlink"/>
+          </w:rPr>
+          <w:t xml:space="preserve">Virtual Excavations: Digital Repositories, Data Reuse, and Ethically Accessible Archaeology</w:t>
+        </w:r>
+      </w:hyperlink>
+      <w:r>
+        <w:t xml:space="preserve">. Master of {Science}, University of Wisconsin-Milwaukee</w:t>
+      </w:r>
+    </w:p>
+    <w:bookmarkEnd w:id="143"/>
+    <w:bookmarkStart w:id="145" w:name="ref-ekhtiari_reporting_2025"/>
+    <w:p>
+      <w:pPr>
+        <w:pStyle w:val="Literaturverzeichnis"/>
+      </w:pPr>
+      <w:r>
         <w:t xml:space="preserve">Ekhtiari H, Zare-Bidoky M, Sangchooli A, et al (2025) Reporting checklists in neuroimaging: Promoting transparency, replicability, and reproducibility. Neuropsychopharmacology 50:67–84.</w:t>
       </w:r>
       <w:r>
         <w:t xml:space="preserve"> </w:t>
       </w:r>
-      <w:hyperlink r:id="rId137">
+      <w:hyperlink r:id="rId144">
         <w:r>
           <w:rPr>
             <w:rStyle w:val="Hyperlink"/>
@@ -6038,19 +6262,76 @@
         </w:r>
       </w:hyperlink>
     </w:p>
-    <w:bookmarkEnd w:id="138"/>
-    <w:bookmarkStart w:id="140" w:name="ref-faniel_challenges_2013"/>
+    <w:bookmarkEnd w:id="145"/>
+    <w:bookmarkStart w:id="147" w:name="ref-erb-satullo_iron_2025"/>
     <w:p>
       <w:pPr>
         <w:pStyle w:val="Literaturverzeichnis"/>
       </w:pPr>
       <w:r>
+        <w:t xml:space="preserve">Erb-Satullo NL, Klymchuk BW (2025) Iron in copper metallurgy at the dawn of the</w:t>
+      </w:r>
+      <w:r>
+        <w:t xml:space="preserve"> </w:t>
+      </w:r>
+      <w:r>
+        <w:t xml:space="preserve">Iron</w:t>
+      </w:r>
+      <w:r>
+        <w:t xml:space="preserve"> </w:t>
+      </w:r>
+      <w:r>
+        <w:t xml:space="preserve">Age</w:t>
+      </w:r>
+      <w:r>
+        <w:t xml:space="preserve">:</w:t>
+      </w:r>
+      <w:r>
+        <w:t xml:space="preserve"> </w:t>
+      </w:r>
+      <w:r>
+        <w:t xml:space="preserve">Insights</w:t>
+      </w:r>
+      <w:r>
+        <w:t xml:space="preserve"> </w:t>
+      </w:r>
+      <w:r>
+        <w:t xml:space="preserve">on iron invention from a mining and smelting site in the</w:t>
+      </w:r>
+      <w:r>
+        <w:t xml:space="preserve"> </w:t>
+      </w:r>
+      <w:r>
+        <w:t xml:space="preserve">Caucasus</w:t>
+      </w:r>
+      <w:r>
+        <w:t xml:space="preserve">. Journal of Archaeological Science 183:106338.</w:t>
+      </w:r>
+      <w:r>
+        <w:t xml:space="preserve"> </w:t>
+      </w:r>
+      <w:hyperlink r:id="rId146">
+        <w:r>
+          <w:rPr>
+            <w:rStyle w:val="Hyperlink"/>
+          </w:rPr>
+          <w:t xml:space="preserve">https://doi.org/10.1016/j.jas.2025.106338</w:t>
+        </w:r>
+      </w:hyperlink>
+    </w:p>
+    <w:bookmarkEnd w:id="147"/>
+    <w:bookmarkStart w:id="149" w:name="ref-faniel_challenges_2013"/>
+    <w:p>
+      <w:pPr>
+        <w:pStyle w:val="Literaturverzeichnis"/>
+      </w:pPr>
+      <w:r>
         <w:t xml:space="preserve">Faniel I, Kansa E, Whitcher Kansa S, et al (2013)</w:t>
       </w:r>
       <w:r>
         <w:t xml:space="preserve"> </w:t>
       </w:r>
-      <w:hyperlink r:id="rId139">
+      <w:hyperlink r:id="rId148">
         <w:r>
           <w:rPr>
             <w:rStyle w:val="Hyperlink"/>
@@ -6098,8 +6379,8 @@
         <w:t xml:space="preserve">libraries. ACM, Indianapolis Indiana USA, pp 295–304</w:t>
       </w:r>
     </w:p>
-    <w:bookmarkEnd w:id="140"/>
-    <w:bookmarkStart w:id="142" w:name="ref-faniel_social_2016"/>
+    <w:bookmarkEnd w:id="149"/>
+    <w:bookmarkStart w:id="151" w:name="ref-faniel_social_2016"/>
     <w:p>
       <w:pPr>
         <w:pStyle w:val="Literaturverzeichnis"/>
@@ -6110,7 +6391,7 @@
       <w:r>
         <w:t xml:space="preserve"> </w:t>
       </w:r>
-      <w:hyperlink r:id="rId141">
+      <w:hyperlink r:id="rId150">
         <w:r>
           <w:rPr>
             <w:rStyle w:val="Hyperlink"/>
@@ -6119,8 +6400,8 @@
         </w:r>
       </w:hyperlink>
     </w:p>
-    <w:bookmarkEnd w:id="142"/>
-    <w:bookmarkStart w:id="144" w:name="ref-fisar_reproducibility_2024"/>
+    <w:bookmarkEnd w:id="151"/>
+    <w:bookmarkStart w:id="153" w:name="ref-fisar_reproducibility_2024"/>
     <w:p>
       <w:pPr>
         <w:pStyle w:val="Literaturverzeichnis"/>
@@ -6164,7 +6445,7 @@
       <w:r>
         <w:t xml:space="preserve"> </w:t>
       </w:r>
-      <w:hyperlink r:id="rId143">
+      <w:hyperlink r:id="rId152">
         <w:r>
           <w:rPr>
             <w:rStyle w:val="Hyperlink"/>
@@ -6173,8 +6454,8 @@
         </w:r>
       </w:hyperlink>
     </w:p>
-    <w:bookmarkEnd w:id="144"/>
-    <w:bookmarkStart w:id="146" w:name="ref-gilmore_progress_2017"/>
+    <w:bookmarkEnd w:id="153"/>
+    <w:bookmarkStart w:id="155" w:name="ref-gilmore_progress_2017"/>
     <w:p>
       <w:pPr>
         <w:pStyle w:val="Literaturverzeichnis"/>
@@ -6185,7 +6466,7 @@
       <w:r>
         <w:t xml:space="preserve"> </w:t>
       </w:r>
-      <w:hyperlink r:id="rId145">
+      <w:hyperlink r:id="rId154">
         <w:r>
           <w:rPr>
             <w:rStyle w:val="Hyperlink"/>
@@ -6194,8 +6475,8 @@
         </w:r>
       </w:hyperlink>
     </w:p>
-    <w:bookmarkEnd w:id="146"/>
-    <w:bookmarkStart w:id="148" w:name="ref-goldstein_requirements_2014"/>
+    <w:bookmarkEnd w:id="155"/>
+    <w:bookmarkStart w:id="157" w:name="ref-goldstein_requirements_2014"/>
     <w:p>
       <w:pPr>
         <w:pStyle w:val="Literaturverzeichnis"/>
@@ -6206,7 +6487,7 @@
       <w:r>
         <w:t xml:space="preserve"> </w:t>
       </w:r>
-      <w:hyperlink r:id="rId147">
+      <w:hyperlink r:id="rId156">
         <w:r>
           <w:rPr>
             <w:rStyle w:val="Hyperlink"/>
@@ -6263,8 +6544,8 @@
         </w:r>
       </w:hyperlink>
     </w:p>
-    <w:bookmarkEnd w:id="148"/>
-    <w:bookmarkStart w:id="150" w:name="ref-hancock_how_2010"/>
+    <w:bookmarkEnd w:id="157"/>
+    <w:bookmarkStart w:id="159" w:name="ref-hancock_how_2010"/>
     <w:p>
       <w:pPr>
         <w:pStyle w:val="Literaturverzeichnis"/>
@@ -6287,7 +6568,7 @@
       <w:r>
         <w:t xml:space="preserve"> </w:t>
       </w:r>
-      <w:hyperlink r:id="rId149">
+      <w:hyperlink r:id="rId158">
         <w:r>
           <w:rPr>
             <w:rStyle w:val="Hyperlink"/>
@@ -6296,8 +6577,8 @@
         </w:r>
       </w:hyperlink>
     </w:p>
-    <w:bookmarkEnd w:id="150"/>
-    <w:bookmarkStart w:id="152" w:name="ref-harpring_development_2010"/>
+    <w:bookmarkEnd w:id="159"/>
+    <w:bookmarkStart w:id="161" w:name="ref-harpring_development_2010"/>
     <w:p>
       <w:pPr>
         <w:pStyle w:val="Literaturverzeichnis"/>
@@ -6359,7 +6640,7 @@
       <w:r>
         <w:t xml:space="preserve"> </w:t>
       </w:r>
-      <w:hyperlink r:id="rId151">
+      <w:hyperlink r:id="rId160">
         <w:r>
           <w:rPr>
             <w:rStyle w:val="Hyperlink"/>
@@ -6368,8 +6649,8 @@
         </w:r>
       </w:hyperlink>
     </w:p>
-    <w:bookmarkEnd w:id="152"/>
-    <w:bookmarkStart w:id="154" w:name="ref-heginbotham_charmed_2019"/>
+    <w:bookmarkEnd w:id="161"/>
+    <w:bookmarkStart w:id="163" w:name="ref-heginbotham_charmed_2019"/>
     <w:p>
       <w:pPr>
         <w:pStyle w:val="Literaturverzeichnis"/>
@@ -6440,7 +6721,7 @@
       <w:r>
         <w:t xml:space="preserve"> </w:t>
       </w:r>
-      <w:hyperlink r:id="rId153">
+      <w:hyperlink r:id="rId162">
         <w:r>
           <w:rPr>
             <w:rStyle w:val="Hyperlink"/>
@@ -6449,8 +6730,8 @@
         </w:r>
       </w:hyperlink>
     </w:p>
-    <w:bookmarkEnd w:id="154"/>
-    <w:bookmarkStart w:id="156" w:name="ref-heginbotham_charmed_2017"/>
+    <w:bookmarkEnd w:id="163"/>
+    <w:bookmarkStart w:id="165" w:name="ref-heginbotham_charmed_2017"/>
     <w:p>
       <w:pPr>
         <w:pStyle w:val="Literaturverzeichnis"/>
@@ -6581,7 +6862,7 @@
       <w:r>
         <w:t xml:space="preserve"> </w:t>
       </w:r>
-      <w:hyperlink r:id="rId155">
+      <w:hyperlink r:id="rId164">
         <w:r>
           <w:rPr>
             <w:rStyle w:val="Hyperlink"/>
@@ -6590,8 +6871,8 @@
         </w:r>
       </w:hyperlink>
     </w:p>
-    <w:bookmarkEnd w:id="156"/>
-    <w:bookmarkStart w:id="158" w:name="ref-heilen_refining_2023"/>
+    <w:bookmarkEnd w:id="165"/>
+    <w:bookmarkStart w:id="167" w:name="ref-heilen_refining_2023"/>
     <w:p>
       <w:pPr>
         <w:pStyle w:val="Literaturverzeichnis"/>
@@ -6635,7 +6916,7 @@
       <w:r>
         <w:t xml:space="preserve"> </w:t>
       </w:r>
-      <w:hyperlink r:id="rId157">
+      <w:hyperlink r:id="rId166">
         <w:r>
           <w:rPr>
             <w:rStyle w:val="Hyperlink"/>
@@ -6644,8 +6925,8 @@
         </w:r>
       </w:hyperlink>
     </w:p>
-    <w:bookmarkEnd w:id="158"/>
-    <w:bookmarkStart w:id="160" w:name="ref-hsu_application_2018"/>
+    <w:bookmarkEnd w:id="167"/>
+    <w:bookmarkStart w:id="169" w:name="ref-hsu_application_2018"/>
     <w:p>
       <w:pPr>
         <w:pStyle w:val="Literaturverzeichnis"/>
@@ -6746,7 +7027,7 @@
       <w:r>
         <w:t xml:space="preserve"> </w:t>
       </w:r>
-      <w:hyperlink r:id="rId159">
+      <w:hyperlink r:id="rId168">
         <w:r>
           <w:rPr>
             <w:rStyle w:val="Hyperlink"/>
@@ -6755,8 +7036,8 @@
         </w:r>
       </w:hyperlink>
     </w:p>
-    <w:bookmarkEnd w:id="160"/>
-    <w:bookmarkStart w:id="162" w:name="ref-huggett_reuse_2018"/>
+    <w:bookmarkEnd w:id="169"/>
+    <w:bookmarkStart w:id="171" w:name="ref-huggett_reuse_2018"/>
     <w:p>
       <w:pPr>
         <w:pStyle w:val="Literaturverzeichnis"/>
@@ -6809,7 +7090,7 @@
       <w:r>
         <w:t xml:space="preserve"> </w:t>
       </w:r>
-      <w:hyperlink r:id="rId161">
+      <w:hyperlink r:id="rId170">
         <w:r>
           <w:rPr>
             <w:rStyle w:val="Hyperlink"/>
@@ -6818,8 +7099,8 @@
         </w:r>
       </w:hyperlink>
     </w:p>
-    <w:bookmarkEnd w:id="162"/>
-    <w:bookmarkStart w:id="164" w:name="ref-johnson_best_2024"/>
+    <w:bookmarkEnd w:id="171"/>
+    <w:bookmarkStart w:id="173" w:name="ref-johnson_best_2024"/>
     <w:p>
       <w:pPr>
         <w:pStyle w:val="Literaturverzeichnis"/>
@@ -6863,7 +7144,7 @@
       <w:r>
         <w:t xml:space="preserve"> </w:t>
       </w:r>
-      <w:hyperlink r:id="rId163">
+      <w:hyperlink r:id="rId172">
         <w:r>
           <w:rPr>
             <w:rStyle w:val="Hyperlink"/>
@@ -6872,8 +7153,8 @@
         </w:r>
       </w:hyperlink>
     </w:p>
-    <w:bookmarkEnd w:id="164"/>
-    <w:bookmarkStart w:id="166" w:name="ref-kansa_promoting_2022"/>
+    <w:bookmarkEnd w:id="173"/>
+    <w:bookmarkStart w:id="175" w:name="ref-kansa_promoting_2022"/>
     <w:p>
       <w:pPr>
         <w:pStyle w:val="Literaturverzeichnis"/>
@@ -6884,7 +7165,7 @@
       <w:r>
         <w:t xml:space="preserve"> </w:t>
       </w:r>
-      <w:hyperlink r:id="rId165">
+      <w:hyperlink r:id="rId174">
         <w:r>
           <w:rPr>
             <w:rStyle w:val="Hyperlink"/>
@@ -6893,8 +7174,8 @@
         </w:r>
       </w:hyperlink>
     </w:p>
-    <w:bookmarkEnd w:id="166"/>
-    <w:bookmarkStart w:id="168" w:name="ref-kansa_using_2015"/>
+    <w:bookmarkEnd w:id="175"/>
+    <w:bookmarkStart w:id="177" w:name="ref-kansa_using_2015"/>
     <w:p>
       <w:pPr>
         <w:pStyle w:val="Literaturverzeichnis"/>
@@ -6962,7 +7243,7 @@
       <w:r>
         <w:t xml:space="preserve"> </w:t>
       </w:r>
-      <w:hyperlink r:id="rId167">
+      <w:hyperlink r:id="rId176">
         <w:r>
           <w:rPr>
             <w:rStyle w:val="Hyperlink"/>
@@ -6971,8 +7252,8 @@
         </w:r>
       </w:hyperlink>
     </w:p>
-    <w:bookmarkEnd w:id="168"/>
-    <w:bookmarkStart w:id="170" w:name="ref-kepinska_open_2024"/>
+    <w:bookmarkEnd w:id="177"/>
+    <w:bookmarkStart w:id="179" w:name="ref-kepinska_open_2024"/>
     <w:p>
       <w:pPr>
         <w:pStyle w:val="Literaturverzeichnis"/>
@@ -7031,7 +7312,7 @@
       <w:r>
         <w:t xml:space="preserve"> </w:t>
       </w:r>
-      <w:hyperlink r:id="rId169">
+      <w:hyperlink r:id="rId178">
         <w:r>
           <w:rPr>
             <w:rStyle w:val="Hyperlink"/>
@@ -7040,8 +7321,8 @@
         </w:r>
       </w:hyperlink>
     </w:p>
-    <w:bookmarkEnd w:id="170"/>
-    <w:bookmarkStart w:id="172" w:name="ref-kim_selecting_2023"/>
+    <w:bookmarkEnd w:id="179"/>
+    <w:bookmarkStart w:id="181" w:name="ref-kim_selecting_2023"/>
     <w:p>
       <w:pPr>
         <w:pStyle w:val="Literaturverzeichnis"/>
@@ -7070,7 +7351,7 @@
       <w:r>
         <w:t xml:space="preserve"> </w:t>
       </w:r>
-      <w:hyperlink r:id="rId171">
+      <w:hyperlink r:id="rId180">
         <w:r>
           <w:rPr>
             <w:rStyle w:val="Hyperlink"/>
@@ -7079,8 +7360,8 @@
         </w:r>
       </w:hyperlink>
     </w:p>
-    <w:bookmarkEnd w:id="172"/>
-    <w:bookmarkStart w:id="174" w:name="ref-klingner_overcoming_2022"/>
+    <w:bookmarkEnd w:id="181"/>
+    <w:bookmarkStart w:id="183" w:name="ref-klingner_overcoming_2022"/>
     <w:p>
       <w:pPr>
         <w:pStyle w:val="Literaturverzeichnis"/>
@@ -7091,7 +7372,7 @@
       <w:r>
         <w:t xml:space="preserve"> </w:t>
       </w:r>
-      <w:hyperlink r:id="rId173">
+      <w:hyperlink r:id="rId182">
         <w:r>
           <w:rPr>
             <w:rStyle w:val="Hyperlink"/>
@@ -7280,8 +7561,8 @@
         </w:r>
       </w:hyperlink>
     </w:p>
-    <w:bookmarkEnd w:id="174"/>
-    <w:bookmarkStart w:id="176" w:name="ref-klingner_research_2023"/>
+    <w:bookmarkEnd w:id="183"/>
+    <w:bookmarkStart w:id="185" w:name="ref-klingner_research_2023"/>
     <w:p>
       <w:pPr>
         <w:pStyle w:val="Literaturverzeichnis"/>
@@ -7415,7 +7696,7 @@
       <w:r>
         <w:t xml:space="preserve"> </w:t>
       </w:r>
-      <w:hyperlink r:id="rId175">
+      <w:hyperlink r:id="rId184">
         <w:r>
           <w:rPr>
             <w:rStyle w:val="Hyperlink"/>
@@ -7424,8 +7705,8 @@
         </w:r>
       </w:hyperlink>
     </w:p>
-    <w:bookmarkEnd w:id="176"/>
-    <w:bookmarkStart w:id="178" w:name="ref-klocking_community_2023"/>
+    <w:bookmarkEnd w:id="185"/>
+    <w:bookmarkStart w:id="187" w:name="ref-klocking_community_2023"/>
     <w:p>
       <w:pPr>
         <w:pStyle w:val="Literaturverzeichnis"/>
@@ -7436,7 +7717,7 @@
       <w:r>
         <w:t xml:space="preserve"> </w:t>
       </w:r>
-      <w:hyperlink r:id="rId177">
+      <w:hyperlink r:id="rId186">
         <w:r>
           <w:rPr>
             <w:rStyle w:val="Hyperlink"/>
@@ -7445,8 +7726,8 @@
         </w:r>
       </w:hyperlink>
     </w:p>
-    <w:bookmarkEnd w:id="178"/>
-    <w:bookmarkStart w:id="180" w:name="ref-kong_illustration_2019"/>
+    <w:bookmarkEnd w:id="187"/>
+    <w:bookmarkStart w:id="189" w:name="ref-kong_illustration_2019"/>
     <w:p>
       <w:pPr>
         <w:pStyle w:val="Literaturverzeichnis"/>
@@ -7457,7 +7738,7 @@
       <w:r>
         <w:t xml:space="preserve"> </w:t>
       </w:r>
-      <w:hyperlink r:id="rId179">
+      <w:hyperlink r:id="rId188">
         <w:r>
           <w:rPr>
             <w:rStyle w:val="Hyperlink"/>
@@ -7466,8 +7747,8 @@
         </w:r>
       </w:hyperlink>
     </w:p>
-    <w:bookmarkEnd w:id="180"/>
-    <w:bookmarkStart w:id="182" w:name="ref-konkol_computational_2019"/>
+    <w:bookmarkEnd w:id="189"/>
+    <w:bookmarkStart w:id="191" w:name="ref-konkol_computational_2019"/>
     <w:p>
       <w:pPr>
         <w:pStyle w:val="Literaturverzeichnis"/>
@@ -7490,7 +7771,7 @@
       <w:r>
         <w:t xml:space="preserve"> </w:t>
       </w:r>
-      <w:hyperlink r:id="rId181">
+      <w:hyperlink r:id="rId190">
         <w:r>
           <w:rPr>
             <w:rStyle w:val="Hyperlink"/>
@@ -7499,19 +7780,67 @@
         </w:r>
       </w:hyperlink>
     </w:p>
-    <w:bookmarkEnd w:id="182"/>
-    <w:bookmarkStart w:id="184" w:name="ref-lin_evaluating_2023"/>
+    <w:bookmarkEnd w:id="191"/>
+    <w:bookmarkStart w:id="193" w:name="ref-lachenal_bronze_2026"/>
     <w:p>
       <w:pPr>
         <w:pStyle w:val="Literaturverzeichnis"/>
       </w:pPr>
       <w:r>
+        <w:t xml:space="preserve">Lachenal T, Baron S, Le Carlier De Veslud C, et al (2026) Bronze</w:t>
+      </w:r>
+      <w:r>
+        <w:t xml:space="preserve"> </w:t>
+      </w:r>
+      <w:r>
+        <w:t xml:space="preserve">Age</w:t>
+      </w:r>
+      <w:r>
+        <w:t xml:space="preserve"> </w:t>
+      </w:r>
+      <w:r>
+        <w:t xml:space="preserve">copper supply in</w:t>
+      </w:r>
+      <w:r>
+        <w:t xml:space="preserve"> </w:t>
+      </w:r>
+      <w:r>
+        <w:t xml:space="preserve">Mediterranean</w:t>
+      </w:r>
+      <w:r>
+        <w:t xml:space="preserve"> </w:t>
+      </w:r>
+      <w:r>
+        <w:t xml:space="preserve">France</w:t>
+      </w:r>
+      <w:r>
+        <w:t xml:space="preserve">: First results from lead isotope and chemical analyses of hoarded metalwork. Journal of Archaeological Science 185:106432.</w:t>
+      </w:r>
+      <w:r>
+        <w:t xml:space="preserve"> </w:t>
+      </w:r>
+      <w:hyperlink r:id="rId192">
+        <w:r>
+          <w:rPr>
+            <w:rStyle w:val="Hyperlink"/>
+          </w:rPr>
+          <w:t xml:space="preserve">https://doi.org/10.1016/j.jas.2025.106432</w:t>
+        </w:r>
+      </w:hyperlink>
+    </w:p>
+    <w:bookmarkEnd w:id="193"/>
+    <w:bookmarkStart w:id="195" w:name="ref-lin_evaluating_2023"/>
+    <w:p>
+      <w:pPr>
+        <w:pStyle w:val="Literaturverzeichnis"/>
+      </w:pPr>
+      <w:r>
         <w:t xml:space="preserve">Lin J, Wang Y, Liu S, Qian W (2023) Evaluating accuracy and inter-laboratory reproducibility of the compositional analysis of ancient bronzes. Advances in Archaeomaterials 4:100027.</w:t>
       </w:r>
       <w:r>
         <w:t xml:space="preserve"> </w:t>
       </w:r>
-      <w:hyperlink r:id="rId183">
+      <w:hyperlink r:id="rId194">
         <w:r>
           <w:rPr>
             <w:rStyle w:val="Hyperlink"/>
@@ -7520,8 +7849,8 @@
         </w:r>
       </w:hyperlink>
     </w:p>
-    <w:bookmarkEnd w:id="184"/>
-    <w:bookmarkStart w:id="186" w:name="ref-ma_reproducibility_2011"/>
+    <w:bookmarkEnd w:id="195"/>
+    <w:bookmarkStart w:id="197" w:name="ref-ma_reproducibility_2011"/>
     <w:p>
       <w:pPr>
         <w:pStyle w:val="Literaturverzeichnis"/>
@@ -7550,7 +7879,7 @@
       <w:r>
         <w:t xml:space="preserve"> </w:t>
       </w:r>
-      <w:hyperlink r:id="rId185">
+      <w:hyperlink r:id="rId196">
         <w:r>
           <w:rPr>
             <w:rStyle w:val="Hyperlink"/>
@@ -7559,8 +7888,8 @@
         </w:r>
       </w:hyperlink>
     </w:p>
-    <w:bookmarkEnd w:id="186"/>
-    <w:bookmarkStart w:id="188" w:name="ref-Marwick2017"/>
+    <w:bookmarkEnd w:id="197"/>
+    <w:bookmarkStart w:id="199" w:name="ref-Marwick2017"/>
     <w:p>
       <w:pPr>
         <w:pStyle w:val="Literaturverzeichnis"/>
@@ -7571,7 +7900,7 @@
       <w:r>
         <w:t xml:space="preserve"> </w:t>
       </w:r>
-      <w:hyperlink r:id="rId187">
+      <w:hyperlink r:id="rId198">
         <w:r>
           <w:rPr>
             <w:rStyle w:val="Hyperlink"/>
@@ -7580,8 +7909,8 @@
         </w:r>
       </w:hyperlink>
     </w:p>
-    <w:bookmarkEnd w:id="188"/>
-    <w:bookmarkStart w:id="190" w:name="ref-Marwick2025"/>
+    <w:bookmarkEnd w:id="199"/>
+    <w:bookmarkStart w:id="201" w:name="ref-Marwick2025"/>
     <w:p>
       <w:pPr>
         <w:pStyle w:val="Literaturverzeichnis"/>
@@ -7601,7 +7930,7 @@
       <w:r>
         <w:t xml:space="preserve">and imperatives from 10,000 articles and a year of reproducibility reviews. Journal of Archaeological Science 180:106281. https://doi.org/</w:t>
       </w:r>
-      <w:hyperlink r:id="rId189">
+      <w:hyperlink r:id="rId200">
         <w:r>
           <w:rPr>
             <w:rStyle w:val="Hyperlink"/>
@@ -7610,8 +7939,8 @@
         </w:r>
       </w:hyperlink>
     </w:p>
-    <w:bookmarkEnd w:id="190"/>
-    <w:bookmarkStart w:id="191" w:name="ref-marwick_computational_2017"/>
+    <w:bookmarkEnd w:id="201"/>
+    <w:bookmarkStart w:id="202" w:name="ref-marwick_computational_2017"/>
     <w:p>
       <w:pPr>
         <w:pStyle w:val="Literaturverzeichnis"/>
@@ -7700,7 +8029,7 @@
       <w:r>
         <w:t xml:space="preserve"> </w:t>
       </w:r>
-      <w:hyperlink r:id="rId187">
+      <w:hyperlink r:id="rId198">
         <w:r>
           <w:rPr>
             <w:rStyle w:val="Hyperlink"/>
@@ -7709,8 +8038,8 @@
         </w:r>
       </w:hyperlink>
     </w:p>
-    <w:bookmarkEnd w:id="191"/>
-    <w:bookmarkStart w:id="193" w:name="ref-marwick_standard_2018"/>
+    <w:bookmarkEnd w:id="202"/>
+    <w:bookmarkStart w:id="204" w:name="ref-marwick_standard_2018"/>
     <w:p>
       <w:pPr>
         <w:pStyle w:val="Literaturverzeichnis"/>
@@ -7796,7 +8125,7 @@
       <w:r>
         <w:t xml:space="preserve"> </w:t>
       </w:r>
-      <w:hyperlink r:id="rId192">
+      <w:hyperlink r:id="rId203">
         <w:r>
           <w:rPr>
             <w:rStyle w:val="Hyperlink"/>
@@ -7805,8 +8134,8 @@
         </w:r>
       </w:hyperlink>
     </w:p>
-    <w:bookmarkEnd w:id="193"/>
-    <w:bookmarkStart w:id="195" w:name="ref-marwick_packaging_2018"/>
+    <w:bookmarkEnd w:id="204"/>
+    <w:bookmarkStart w:id="206" w:name="ref-marwick_packaging_2018"/>
     <w:p>
       <w:pPr>
         <w:pStyle w:val="Literaturverzeichnis"/>
@@ -7868,7 +8197,7 @@
       <w:r>
         <w:t xml:space="preserve"> </w:t>
       </w:r>
-      <w:hyperlink r:id="rId194">
+      <w:hyperlink r:id="rId205">
         <w:r>
           <w:rPr>
             <w:rStyle w:val="Hyperlink"/>
@@ -7877,8 +8206,8 @@
         </w:r>
       </w:hyperlink>
     </w:p>
-    <w:bookmarkEnd w:id="195"/>
-    <w:bookmarkStart w:id="197" w:name="ref-marwick_heres_2017"/>
+    <w:bookmarkEnd w:id="206"/>
+    <w:bookmarkStart w:id="208" w:name="ref-marwick_heres_2017"/>
     <w:p>
       <w:pPr>
         <w:pStyle w:val="Literaturverzeichnis"/>
@@ -7889,7 +8218,7 @@
       <w:r>
         <w:t xml:space="preserve"> </w:t>
       </w:r>
-      <w:hyperlink r:id="rId196">
+      <w:hyperlink r:id="rId207">
         <w:r>
           <w:rPr>
             <w:rStyle w:val="Hyperlink"/>
@@ -7898,8 +8227,8 @@
         </w:r>
       </w:hyperlink>
     </w:p>
-    <w:bookmarkEnd w:id="197"/>
-    <w:bookmarkStart w:id="199" w:name="ref-rrtools"/>
+    <w:bookmarkEnd w:id="208"/>
+    <w:bookmarkStart w:id="210" w:name="ref-rrtools"/>
     <w:p>
       <w:pPr>
         <w:pStyle w:val="Literaturverzeichnis"/>
@@ -7910,7 +8239,7 @@
       <w:r>
         <w:t xml:space="preserve"> </w:t>
       </w:r>
-      <w:hyperlink r:id="rId198">
+      <w:hyperlink r:id="rId209">
         <w:r>
           <w:rPr>
             <w:rStyle w:val="Hyperlink"/>
@@ -7919,8 +8248,8 @@
         </w:r>
       </w:hyperlink>
     </w:p>
-    <w:bookmarkEnd w:id="199"/>
-    <w:bookmarkStart w:id="201" w:name="ref-masson-trottier_toward_2025"/>
+    <w:bookmarkEnd w:id="210"/>
+    <w:bookmarkStart w:id="212" w:name="ref-masson-trottier_toward_2025"/>
     <w:p>
       <w:pPr>
         <w:pStyle w:val="Literaturverzeichnis"/>
@@ -7940,7 +8269,7 @@
       <w:r>
         <w:t xml:space="preserve"> </w:t>
       </w:r>
-      <w:hyperlink r:id="rId200">
+      <w:hyperlink r:id="rId211">
         <w:r>
           <w:rPr>
             <w:rStyle w:val="Hyperlink"/>
@@ -7949,13 +8278,121 @@
         </w:r>
       </w:hyperlink>
     </w:p>
-    <w:bookmarkEnd w:id="201"/>
-    <w:bookmarkStart w:id="203" w:name="ref-mcintosh_three_2020"/>
+    <w:bookmarkEnd w:id="212"/>
+    <w:bookmarkStart w:id="214" w:name="ref-matarese_kinds_2022"/>
     <w:p>
       <w:pPr>
         <w:pStyle w:val="Literaturverzeichnis"/>
       </w:pPr>
       <w:r>
+        <w:t xml:space="preserve">Matarese V (2022) Kinds of</w:t>
+      </w:r>
+      <w:r>
+        <w:t xml:space="preserve"> </w:t>
+      </w:r>
+      <w:r>
+        <w:t xml:space="preserve">Replicability</w:t>
+      </w:r>
+      <w:r>
+        <w:t xml:space="preserve">:</w:t>
+      </w:r>
+      <w:r>
+        <w:t xml:space="preserve"> </w:t>
+      </w:r>
+      <w:r>
+        <w:t xml:space="preserve">Different</w:t>
+      </w:r>
+      <w:r>
+        <w:t xml:space="preserve"> </w:t>
+      </w:r>
+      <w:r>
+        <w:t xml:space="preserve">Terms</w:t>
+      </w:r>
+      <w:r>
+        <w:t xml:space="preserve"> </w:t>
+      </w:r>
+      <w:r>
+        <w:t xml:space="preserve">and</w:t>
+      </w:r>
+      <w:r>
+        <w:t xml:space="preserve"> </w:t>
+      </w:r>
+      <w:r>
+        <w:t xml:space="preserve">Different</w:t>
+      </w:r>
+      <w:r>
+        <w:t xml:space="preserve"> </w:t>
+      </w:r>
+      <w:r>
+        <w:t xml:space="preserve">Functions</w:t>
+      </w:r>
+      <w:r>
+        <w:t xml:space="preserve">. Axiomathes 32:647–670.</w:t>
+      </w:r>
+      <w:r>
+        <w:t xml:space="preserve"> </w:t>
+      </w:r>
+      <w:hyperlink r:id="rId213">
+        <w:r>
+          <w:rPr>
+            <w:rStyle w:val="Hyperlink"/>
+          </w:rPr>
+          <w:t xml:space="preserve">https://doi.org/10.1007/s10516-021-09610-2</w:t>
+        </w:r>
+      </w:hyperlink>
+    </w:p>
+    <w:bookmarkEnd w:id="214"/>
+    <w:bookmarkStart w:id="216" w:name="ref-may_barriers_2015"/>
+    <w:p>
+      <w:pPr>
+        <w:pStyle w:val="Literaturverzeichnis"/>
+      </w:pPr>
+      <w:r>
+        <w:t xml:space="preserve">May K, Binding C, Tudhope D (2015) Barriers and opportunities for</w:t>
+      </w:r>
+      <w:r>
+        <w:t xml:space="preserve"> </w:t>
+      </w:r>
+      <w:r>
+        <w:t xml:space="preserve">Linked</w:t>
+      </w:r>
+      <w:r>
+        <w:t xml:space="preserve"> </w:t>
+      </w:r>
+      <w:r>
+        <w:t xml:space="preserve">Open</w:t>
+      </w:r>
+      <w:r>
+        <w:t xml:space="preserve"> </w:t>
+      </w:r>
+      <w:r>
+        <w:t xml:space="preserve">Data</w:t>
+      </w:r>
+      <w:r>
+        <w:t xml:space="preserve"> </w:t>
+      </w:r>
+      <w:r>
+        <w:t xml:space="preserve">use in archaeology and cultural heritage.</w:t>
+      </w:r>
+      <w:r>
+        <w:t xml:space="preserve"> </w:t>
+      </w:r>
+      <w:hyperlink r:id="rId215">
+        <w:r>
+          <w:rPr>
+            <w:rStyle w:val="Hyperlink"/>
+          </w:rPr>
+          <w:t xml:space="preserve">https://doi.org/10.11588/AI.2015.1.26162</w:t>
+        </w:r>
+      </w:hyperlink>
+    </w:p>
+    <w:bookmarkEnd w:id="216"/>
+    <w:bookmarkStart w:id="218" w:name="ref-mcintosh_three_2020"/>
+    <w:p>
+      <w:pPr>
+        <w:pStyle w:val="Literaturverzeichnis"/>
+      </w:pPr>
+      <w:r>
         <w:t xml:space="preserve">McIntosh RD, Chambers CD (2020) The three</w:t>
       </w:r>
       <w:r>
@@ -7979,7 +8416,7 @@
       <w:r>
         <w:t xml:space="preserve"> </w:t>
       </w:r>
-      <w:hyperlink r:id="rId202">
+      <w:hyperlink r:id="rId217">
         <w:r>
           <w:rPr>
             <w:rStyle w:val="Hyperlink"/>
@@ -7988,8 +8425,8 @@
         </w:r>
       </w:hyperlink>
     </w:p>
-    <w:bookmarkEnd w:id="203"/>
-    <w:bookmarkStart w:id="205" w:name="ref-milkowski_replicability_2018"/>
+    <w:bookmarkEnd w:id="218"/>
+    <w:bookmarkStart w:id="220" w:name="ref-milkowski_replicability_2018"/>
     <w:p>
       <w:pPr>
         <w:pStyle w:val="Literaturverzeichnis"/>
@@ -8012,7 +8449,7 @@
       <w:r>
         <w:t xml:space="preserve"> </w:t>
       </w:r>
-      <w:hyperlink r:id="rId204">
+      <w:hyperlink r:id="rId219">
         <w:r>
           <w:rPr>
             <w:rStyle w:val="Hyperlink"/>
@@ -8021,8 +8458,8 @@
         </w:r>
       </w:hyperlink>
     </w:p>
-    <w:bookmarkEnd w:id="205"/>
-    <w:bookmarkStart w:id="207" w:name="ref-moody_digital_2021"/>
+    <w:bookmarkEnd w:id="220"/>
+    <w:bookmarkStart w:id="222" w:name="ref-moody_digital_2021"/>
     <w:p>
       <w:pPr>
         <w:pStyle w:val="Literaturverzeichnis"/>
@@ -8045,7 +8482,7 @@
       <w:r>
         <w:t xml:space="preserve"> </w:t>
       </w:r>
-      <w:hyperlink r:id="rId206">
+      <w:hyperlink r:id="rId221">
         <w:r>
           <w:rPr>
             <w:rStyle w:val="Hyperlink"/>
@@ -8054,8 +8491,8 @@
         </w:r>
       </w:hyperlink>
     </w:p>
-    <w:bookmarkEnd w:id="207"/>
-    <w:bookmarkStart w:id="209" w:name="ref-mulugeta_credibility_2018"/>
+    <w:bookmarkEnd w:id="222"/>
+    <w:bookmarkStart w:id="224" w:name="ref-mulugeta_credibility_2018"/>
     <w:p>
       <w:pPr>
         <w:pStyle w:val="Literaturverzeichnis"/>
@@ -8138,7 +8575,7 @@
       <w:r>
         <w:t xml:space="preserve"> </w:t>
       </w:r>
-      <w:hyperlink r:id="rId208">
+      <w:hyperlink r:id="rId223">
         <w:r>
           <w:rPr>
             <w:rStyle w:val="Hyperlink"/>
@@ -8147,8 +8584,8 @@
         </w:r>
       </w:hyperlink>
     </w:p>
-    <w:bookmarkEnd w:id="209"/>
-    <w:bookmarkStart w:id="211" w:name="ref-nicholson_will_2023"/>
+    <w:bookmarkEnd w:id="224"/>
+    <w:bookmarkStart w:id="226" w:name="ref-nicholson_will_2023"/>
     <w:p>
       <w:pPr>
         <w:pStyle w:val="Literaturverzeichnis"/>
@@ -8240,7 +8677,7 @@
       <w:r>
         <w:t xml:space="preserve"> </w:t>
       </w:r>
-      <w:hyperlink r:id="rId210">
+      <w:hyperlink r:id="rId225">
         <w:r>
           <w:rPr>
             <w:rStyle w:val="Hyperlink"/>
@@ -8249,8 +8686,8 @@
         </w:r>
       </w:hyperlink>
     </w:p>
-    <w:bookmarkEnd w:id="211"/>
-    <w:bookmarkStart w:id="213" w:name="ref-nust_ten_2020"/>
+    <w:bookmarkEnd w:id="226"/>
+    <w:bookmarkStart w:id="228" w:name="ref-nust_ten_2020"/>
     <w:p>
       <w:pPr>
         <w:pStyle w:val="Literaturverzeichnis"/>
@@ -8273,7 +8710,7 @@
       <w:r>
         <w:t xml:space="preserve"> </w:t>
       </w:r>
-      <w:hyperlink r:id="rId212">
+      <w:hyperlink r:id="rId227">
         <w:r>
           <w:rPr>
             <w:rStyle w:val="Hyperlink"/>
@@ -8282,8 +8719,8 @@
         </w:r>
       </w:hyperlink>
     </w:p>
-    <w:bookmarkEnd w:id="213"/>
-    <w:bookmarkStart w:id="215" w:name="ref-plesser_reproducibility_2018"/>
+    <w:bookmarkEnd w:id="228"/>
+    <w:bookmarkStart w:id="230" w:name="ref-plesser_reproducibility_2018"/>
     <w:p>
       <w:pPr>
         <w:pStyle w:val="Literaturverzeichnis"/>
@@ -8342,7 +8779,7 @@
       <w:r>
         <w:t xml:space="preserve"> </w:t>
       </w:r>
-      <w:hyperlink r:id="rId214">
+      <w:hyperlink r:id="rId229">
         <w:r>
           <w:rPr>
             <w:rStyle w:val="Hyperlink"/>
@@ -8351,8 +8788,8 @@
         </w:r>
       </w:hyperlink>
     </w:p>
-    <w:bookmarkEnd w:id="215"/>
-    <w:bookmarkStart w:id="217" w:name="ref-ponting_fingerprinting_2003"/>
+    <w:bookmarkEnd w:id="230"/>
+    <w:bookmarkStart w:id="232" w:name="ref-ponting_fingerprinting_2003"/>
     <w:p>
       <w:pPr>
         <w:pStyle w:val="Literaturverzeichnis"/>
@@ -8363,7 +8800,7 @@
       <w:r>
         <w:t xml:space="preserve"> </w:t>
       </w:r>
-      <w:hyperlink r:id="rId216">
+      <w:hyperlink r:id="rId231">
         <w:r>
           <w:rPr>
             <w:rStyle w:val="Hyperlink"/>
@@ -8372,8 +8809,8 @@
         </w:r>
       </w:hyperlink>
     </w:p>
-    <w:bookmarkEnd w:id="217"/>
-    <w:bookmarkStart w:id="219" w:name="ref-R_Core"/>
+    <w:bookmarkEnd w:id="232"/>
+    <w:bookmarkStart w:id="234" w:name="ref-R_Core"/>
     <w:p>
       <w:pPr>
         <w:pStyle w:val="Literaturverzeichnis"/>
@@ -8384,7 +8821,7 @@
       <w:r>
         <w:t xml:space="preserve"> </w:t>
       </w:r>
-      <w:hyperlink r:id="rId218">
+      <w:hyperlink r:id="rId233">
         <w:r>
           <w:rPr>
             <w:rStyle w:val="Hyperlink"/>
@@ -8396,8 +8833,8 @@
         <w:t xml:space="preserve">. R Foundation for Statistical Computing, Vienna, Austria</w:t>
       </w:r>
     </w:p>
-    <w:bookmarkEnd w:id="219"/>
-    <w:bookmarkStart w:id="221" w:name="ref-richards_anarchy_2009"/>
+    <w:bookmarkEnd w:id="234"/>
+    <w:bookmarkStart w:id="236" w:name="ref-richards_anarchy_2009"/>
     <w:p>
       <w:pPr>
         <w:pStyle w:val="Literaturverzeichnis"/>
@@ -8408,7 +8845,7 @@
       <w:r>
         <w:t xml:space="preserve"> </w:t>
       </w:r>
-      <w:hyperlink r:id="rId220">
+      <w:hyperlink r:id="rId235">
         <w:r>
           <w:rPr>
             <w:rStyle w:val="Hyperlink"/>
@@ -8420,8 +8857,8 @@
         <w:t xml:space="preserve">. Archeologia e Calcolatori 20:27–35</w:t>
       </w:r>
     </w:p>
-    <w:bookmarkEnd w:id="221"/>
-    <w:bookmarkStart w:id="223" w:name="ref-roberts_calling_2018"/>
+    <w:bookmarkEnd w:id="236"/>
+    <w:bookmarkStart w:id="238" w:name="ref-roberts_calling_2018"/>
     <w:p>
       <w:pPr>
         <w:pStyle w:val="Literaturverzeichnis"/>
@@ -8432,7 +8869,7 @@
       <w:r>
         <w:t xml:space="preserve"> </w:t>
       </w:r>
-      <w:hyperlink r:id="rId222">
+      <w:hyperlink r:id="rId237">
         <w:r>
           <w:rPr>
             <w:rStyle w:val="Hyperlink"/>
@@ -8441,8 +8878,8 @@
         </w:r>
       </w:hyperlink>
     </w:p>
-    <w:bookmarkEnd w:id="223"/>
-    <w:bookmarkStart w:id="225" w:name="ref-astr"/>
+    <w:bookmarkEnd w:id="238"/>
+    <w:bookmarkStart w:id="240" w:name="ref-astr"/>
     <w:p>
       <w:pPr>
         <w:pStyle w:val="Literaturverzeichnis"/>
@@ -8459,7 +8896,7 @@
       <w:r>
         <w:t xml:space="preserve"> </w:t>
       </w:r>
-      <w:hyperlink r:id="rId224">
+      <w:hyperlink r:id="rId239">
         <w:r>
           <w:rPr>
             <w:rStyle w:val="Hyperlink"/>
@@ -8468,8 +8905,8 @@
         </w:r>
       </w:hyperlink>
     </w:p>
-    <w:bookmarkEnd w:id="225"/>
-    <w:bookmarkStart w:id="227" w:name="ref-roth_ten_2025"/>
+    <w:bookmarkEnd w:id="240"/>
+    <w:bookmarkStart w:id="242" w:name="ref-roth_ten_2025"/>
     <w:p>
       <w:pPr>
         <w:pStyle w:val="Literaturverzeichnis"/>
@@ -8480,7 +8917,7 @@
       <w:r>
         <w:t xml:space="preserve"> </w:t>
       </w:r>
-      <w:hyperlink r:id="rId226">
+      <w:hyperlink r:id="rId241">
         <w:r>
           <w:rPr>
             <w:rStyle w:val="Hyperlink"/>
@@ -8489,8 +8926,8 @@
         </w:r>
       </w:hyperlink>
     </w:p>
-    <w:bookmarkEnd w:id="227"/>
-    <w:bookmarkStart w:id="229" w:name="ref-samuel_computational_2024"/>
+    <w:bookmarkEnd w:id="242"/>
+    <w:bookmarkStart w:id="244" w:name="ref-samuel_computational_2024"/>
     <w:p>
       <w:pPr>
         <w:pStyle w:val="Literaturverzeichnis"/>
@@ -8513,7 +8950,7 @@
       <w:r>
         <w:t xml:space="preserve"> </w:t>
       </w:r>
-      <w:hyperlink r:id="rId228">
+      <w:hyperlink r:id="rId243">
         <w:r>
           <w:rPr>
             <w:rStyle w:val="Hyperlink"/>
@@ -8522,19 +8959,146 @@
         </w:r>
       </w:hyperlink>
     </w:p>
-    <w:bookmarkEnd w:id="229"/>
-    <w:bookmarkStart w:id="231" w:name="ref-staudigel_electronic_2003"/>
+    <w:bookmarkEnd w:id="244"/>
+    <w:bookmarkStart w:id="245" w:name="ref-shadmehr_multivariate_2016"/>
     <w:p>
       <w:pPr>
         <w:pStyle w:val="Literaturverzeichnis"/>
       </w:pPr>
       <w:r>
+        <w:t xml:space="preserve">Shadmehr A, Mostafaei S (2016) Multivariate</w:t>
+      </w:r>
+      <w:r>
+        <w:t xml:space="preserve"> </w:t>
+      </w:r>
+      <w:r>
+        <w:t xml:space="preserve">Statistical</w:t>
+      </w:r>
+      <w:r>
+        <w:t xml:space="preserve"> </w:t>
+      </w:r>
+      <w:r>
+        <w:t xml:space="preserve">Approaches</w:t>
+      </w:r>
+      <w:r>
+        <w:t xml:space="preserve"> </w:t>
+      </w:r>
+      <w:r>
+        <w:t xml:space="preserve">in</w:t>
+      </w:r>
+      <w:r>
+        <w:t xml:space="preserve"> </w:t>
+      </w:r>
+      <w:r>
+        <w:t xml:space="preserve">Archeology</w:t>
+      </w:r>
+      <w:r>
+        <w:t xml:space="preserve">:</w:t>
+      </w:r>
+      <w:r>
+        <w:t xml:space="preserve"> </w:t>
+      </w:r>
+      <w:r>
+        <w:t xml:space="preserve">A</w:t>
+      </w:r>
+      <w:r>
+        <w:t xml:space="preserve"> </w:t>
+      </w:r>
+      <w:r>
+        <w:t xml:space="preserve">Systematic</w:t>
+      </w:r>
+      <w:r>
+        <w:t xml:space="preserve"> </w:t>
+      </w:r>
+      <w:r>
+        <w:t xml:space="preserve">Review</w:t>
+      </w:r>
+      <w:r>
+        <w:t xml:space="preserve">. International Journal of the Society of Iranian Archaeologists 2:88–93</w:t>
+      </w:r>
+    </w:p>
+    <w:bookmarkEnd w:id="245"/>
+    <w:bookmarkStart w:id="247" w:name="ref-sheehan_comparing_2015"/>
+    <w:p>
+      <w:pPr>
+        <w:pStyle w:val="Literaturverzeichnis"/>
+      </w:pPr>
+      <w:r>
+        <w:t xml:space="preserve">Sheehan B (2015) Comparing</w:t>
+      </w:r>
+      <w:r>
+        <w:t xml:space="preserve"> </w:t>
+      </w:r>
+      <w:r>
+        <w:t xml:space="preserve">Digital</w:t>
+      </w:r>
+      <w:r>
+        <w:t xml:space="preserve"> </w:t>
+      </w:r>
+      <w:r>
+        <w:t xml:space="preserve">Archaeological</w:t>
+      </w:r>
+      <w:r>
+        <w:t xml:space="preserve"> </w:t>
+      </w:r>
+      <w:r>
+        <w:t xml:space="preserve">Repositories</w:t>
+      </w:r>
+      <w:r>
+        <w:t xml:space="preserve">:</w:t>
+      </w:r>
+      <w:r>
+        <w:t xml:space="preserve"> </w:t>
+      </w:r>
+      <w:r>
+        <w:t xml:space="preserve">tDAR</w:t>
+      </w:r>
+      <w:r>
+        <w:t xml:space="preserve"> </w:t>
+      </w:r>
+      <w:r>
+        <w:t xml:space="preserve">Versus</w:t>
+      </w:r>
+      <w:r>
+        <w:t xml:space="preserve"> </w:t>
+      </w:r>
+      <w:r>
+        <w:t xml:space="preserve">Open</w:t>
+      </w:r>
+      <w:r>
+        <w:t xml:space="preserve"> </w:t>
+      </w:r>
+      <w:r>
+        <w:t xml:space="preserve">Context</w:t>
+      </w:r>
+      <w:r>
+        <w:t xml:space="preserve">. Behavioral &amp; Social Sciences Librarian 34:173–213.</w:t>
+      </w:r>
+      <w:r>
+        <w:t xml:space="preserve"> </w:t>
+      </w:r>
+      <w:hyperlink r:id="rId246">
+        <w:r>
+          <w:rPr>
+            <w:rStyle w:val="Hyperlink"/>
+          </w:rPr>
+          <w:t xml:space="preserve">https://doi.org/10.1080/01639269.2015.1096155</w:t>
+        </w:r>
+      </w:hyperlink>
+    </w:p>
+    <w:bookmarkEnd w:id="247"/>
+    <w:bookmarkStart w:id="249" w:name="ref-staudigel_electronic_2003"/>
+    <w:p>
+      <w:pPr>
+        <w:pStyle w:val="Literaturverzeichnis"/>
+      </w:pPr>
+      <w:r>
         <w:t xml:space="preserve">Staudigel H, Helly J, Koppers AAP, et al (2003) Electronic data publication in geochemistry. Geochemistry, Geophysics, Geosystems 4:2002GC000314.</w:t>
       </w:r>
       <w:r>
         <w:t xml:space="preserve"> </w:t>
       </w:r>
-      <w:hyperlink r:id="rId230">
+      <w:hyperlink r:id="rId248">
         <w:r>
           <w:rPr>
             <w:rStyle w:val="Hyperlink"/>
@@ -8543,8 +9107,8 @@
         </w:r>
       </w:hyperlink>
     </w:p>
-    <w:bookmarkEnd w:id="231"/>
-    <w:bookmarkStart w:id="232" w:name="ref-steckler_editorial_2015"/>
+    <w:bookmarkEnd w:id="249"/>
+    <w:bookmarkStart w:id="250" w:name="ref-steckler_editorial_2015"/>
     <w:p>
       <w:pPr>
         <w:pStyle w:val="Literaturverzeichnis"/>
@@ -8571,8 +9135,8 @@
         <w:t xml:space="preserve">- the challenge for neuroscience. SpringerPlus 4:1–4</w:t>
       </w:r>
     </w:p>
-    <w:bookmarkEnd w:id="232"/>
-    <w:bookmarkStart w:id="234" w:name="ref-stodolova_beyond_2025"/>
+    <w:bookmarkEnd w:id="250"/>
+    <w:bookmarkStart w:id="252" w:name="ref-stodolova_beyond_2025"/>
     <w:p>
       <w:pPr>
         <w:pStyle w:val="Literaturverzeichnis"/>
@@ -8619,7 +9183,7 @@
       <w:r>
         <w:t xml:space="preserve"> </w:t>
       </w:r>
-      <w:hyperlink r:id="rId233">
+      <w:hyperlink r:id="rId251">
         <w:r>
           <w:rPr>
             <w:rStyle w:val="Hyperlink"/>
@@ -8628,8 +9192,8 @@
         </w:r>
       </w:hyperlink>
     </w:p>
-    <w:bookmarkEnd w:id="234"/>
-    <w:bookmarkStart w:id="236" w:name="ref-compositions"/>
+    <w:bookmarkEnd w:id="252"/>
+    <w:bookmarkStart w:id="254" w:name="ref-compositions"/>
     <w:p>
       <w:pPr>
         <w:pStyle w:val="Literaturverzeichnis"/>
@@ -8646,7 +9210,7 @@
       <w:r>
         <w:t xml:space="preserve"> </w:t>
       </w:r>
-      <w:hyperlink r:id="rId235">
+      <w:hyperlink r:id="rId253">
         <w:r>
           <w:rPr>
             <w:rStyle w:val="Hyperlink"/>
@@ -8655,8 +9219,8 @@
         </w:r>
       </w:hyperlink>
     </w:p>
-    <w:bookmarkEnd w:id="236"/>
-    <w:bookmarkStart w:id="238" w:name="ref-welti_common_2024"/>
+    <w:bookmarkEnd w:id="254"/>
+    <w:bookmarkStart w:id="256" w:name="ref-welti_common_2024"/>
     <w:p>
       <w:pPr>
         <w:pStyle w:val="Literaturverzeichnis"/>
@@ -8667,7 +9231,7 @@
       <w:r>
         <w:t xml:space="preserve"> </w:t>
       </w:r>
-      <w:hyperlink r:id="rId237">
+      <w:hyperlink r:id="rId255">
         <w:r>
           <w:rPr>
             <w:rStyle w:val="Hyperlink"/>
@@ -8676,8 +9240,8 @@
         </w:r>
       </w:hyperlink>
     </w:p>
-    <w:bookmarkEnd w:id="238"/>
-    <w:bookmarkStart w:id="240" w:name="ref-ggplot2"/>
+    <w:bookmarkEnd w:id="256"/>
+    <w:bookmarkStart w:id="258" w:name="ref-ggplot2"/>
     <w:p>
       <w:pPr>
         <w:pStyle w:val="Literaturverzeichnis"/>
@@ -8688,7 +9252,7 @@
       <w:r>
         <w:t xml:space="preserve"> </w:t>
       </w:r>
-      <w:hyperlink r:id="rId239">
+      <w:hyperlink r:id="rId257">
         <w:r>
           <w:rPr>
             <w:rStyle w:val="Hyperlink"/>
@@ -8700,8 +9264,8 @@
         <w:t xml:space="preserve">. Springer-Verlag New York</w:t>
       </w:r>
     </w:p>
-    <w:bookmarkEnd w:id="240"/>
-    <w:bookmarkStart w:id="242" w:name="ref-wilkinson_fair_2016"/>
+    <w:bookmarkEnd w:id="258"/>
+    <w:bookmarkStart w:id="260" w:name="ref-wilkinson_fair_2016"/>
     <w:p>
       <w:pPr>
         <w:pStyle w:val="Literaturverzeichnis"/>
@@ -8736,7 +9300,7 @@
       <w:r>
         <w:t xml:space="preserve"> </w:t>
       </w:r>
-      <w:hyperlink r:id="rId241">
+      <w:hyperlink r:id="rId259">
         <w:r>
           <w:rPr>
             <w:rStyle w:val="Hyperlink"/>
@@ -8745,8 +9309,8 @@
         </w:r>
       </w:hyperlink>
     </w:p>
-    <w:bookmarkEnd w:id="242"/>
-    <w:bookmarkStart w:id="244" w:name="ref-knitr1"/>
+    <w:bookmarkEnd w:id="260"/>
+    <w:bookmarkStart w:id="262" w:name="ref-knitr1"/>
     <w:p>
       <w:pPr>
         <w:pStyle w:val="Literaturverzeichnis"/>
@@ -8757,7 +9321,7 @@
       <w:r>
         <w:t xml:space="preserve"> </w:t>
       </w:r>
-      <w:hyperlink r:id="rId243">
+      <w:hyperlink r:id="rId261">
         <w:r>
           <w:rPr>
             <w:rStyle w:val="Hyperlink"/>
@@ -8793,8 +9357,8 @@
         <w:t xml:space="preserve">, 2nd edn. Chapman; Hall/CRC, Boca Raton, Florida</w:t>
       </w:r>
     </w:p>
-    <w:bookmarkEnd w:id="244"/>
-    <w:bookmarkStart w:id="245" w:name="ref-knitr2"/>
+    <w:bookmarkEnd w:id="262"/>
+    <w:bookmarkStart w:id="263" w:name="ref-knitr2"/>
     <w:p>
       <w:pPr>
         <w:pStyle w:val="Literaturverzeichnis"/>
@@ -8812,8 +9376,8 @@
         <w:t xml:space="preserve">. In: Stodden V, Leisch F, Peng RD (eds) Implementing reproducible computational research. Chapman; Hall/CRC</w:t>
       </w:r>
     </w:p>
-    <w:bookmarkEnd w:id="245"/>
-    <w:bookmarkStart w:id="247" w:name="ref-rmarkdown1"/>
+    <w:bookmarkEnd w:id="263"/>
+    <w:bookmarkStart w:id="265" w:name="ref-rmarkdown1"/>
     <w:p>
       <w:pPr>
         <w:pStyle w:val="Literaturverzeichnis"/>
@@ -8824,7 +9388,7 @@
       <w:r>
         <w:t xml:space="preserve"> </w:t>
       </w:r>
-      <w:hyperlink r:id="rId246">
+      <w:hyperlink r:id="rId264">
         <w:r>
           <w:rPr>
             <w:rStyle w:val="Hyperlink"/>
@@ -8836,8 +9400,8 @@
         <w:t xml:space="preserve">. Chapman; Hall/CRC, Boca Raton, Florida</w:t>
       </w:r>
     </w:p>
-    <w:bookmarkEnd w:id="247"/>
-    <w:bookmarkStart w:id="249" w:name="ref-rmarkdown2"/>
+    <w:bookmarkEnd w:id="265"/>
+    <w:bookmarkStart w:id="267" w:name="ref-rmarkdown2"/>
     <w:p>
       <w:pPr>
         <w:pStyle w:val="Literaturverzeichnis"/>
@@ -8848,7 +9412,7 @@
       <w:r>
         <w:t xml:space="preserve"> </w:t>
       </w:r>
-      <w:hyperlink r:id="rId248">
+      <w:hyperlink r:id="rId266">
         <w:r>
           <w:rPr>
             <w:rStyle w:val="Hyperlink"/>
@@ -8860,9 +9424,9 @@
         <w:t xml:space="preserve">. Chapman; Hall/CRC, Boca Raton, Florida</w:t>
       </w:r>
     </w:p>
-    <w:bookmarkEnd w:id="249"/>
-    <w:bookmarkEnd w:id="250"/>
-    <w:bookmarkEnd w:id="251"/>
+    <w:bookmarkEnd w:id="267"/>
+    <w:bookmarkEnd w:id="268"/>
+    <w:bookmarkEnd w:id="269"/>
     <w:sectPr>
       <w:headerReference r:id="rId8" w:type="even"/>
       <w:headerReference r:id="rId9" w:type="default"/>
